--- a/SSMS/Transformations in SSIS.docx
+++ b/SSMS/Transformations in SSIS.docx
@@ -420,13 +420,15 @@
       <w:pPr>
         <w:rPr>
           <w:rFonts w:ascii="Times New Roman" w:hAnsi="Times New Roman" w:cs="Times New Roman"/>
-          <w:sz w:val="28"/>
-          <w:szCs w:val="28"/>
-        </w:rPr>
-      </w:pPr>
-      <w:r>
-        <w:rPr>
-          <w:rFonts w:ascii="Times New Roman" w:hAnsi="Times New Roman" w:cs="Times New Roman"/>
+          <w:b/>
+          <w:sz w:val="28"/>
+          <w:szCs w:val="28"/>
+        </w:rPr>
+      </w:pPr>
+      <w:r>
+        <w:rPr>
+          <w:rFonts w:ascii="Times New Roman" w:hAnsi="Times New Roman" w:cs="Times New Roman"/>
+          <w:b/>
           <w:sz w:val="28"/>
           <w:szCs w:val="28"/>
         </w:rPr>
@@ -905,15 +907,17 @@
           <w:kern w:val="0"/>
           <w:sz w:val="28"/>
           <w:szCs w:val="28"/>
-        </w:rPr>
-      </w:pPr>
-      <w:r>
-        <w:rPr>
-          <w:rFonts w:ascii="Times New Roman" w:eastAsia="Times New Roman" w:hAnsi="Times New Roman" w:cs="Times New Roman"/>
-          <w:b/>
-          <w:kern w:val="0"/>
-          <w:sz w:val="28"/>
-          <w:szCs w:val="28"/>
+          <w:u w:val="single"/>
+        </w:rPr>
+      </w:pPr>
+      <w:r>
+        <w:rPr>
+          <w:rFonts w:ascii="Times New Roman" w:eastAsia="Times New Roman" w:hAnsi="Times New Roman" w:cs="Times New Roman"/>
+          <w:b/>
+          <w:kern w:val="0"/>
+          <w:sz w:val="28"/>
+          <w:szCs w:val="28"/>
+          <w:u w:val="single"/>
         </w:rPr>
         <w:t>D</w:t>
       </w:r>
@@ -924,6 +928,7 @@
           <w:kern w:val="0"/>
           <w:sz w:val="28"/>
           <w:szCs w:val="28"/>
+          <w:u w:val="single"/>
         </w:rPr>
         <w:t>efine derived column transformation in SSIS</w:t>
       </w:r>
@@ -934,9 +939,22 @@
           <w:kern w:val="0"/>
           <w:sz w:val="28"/>
           <w:szCs w:val="28"/>
+          <w:u w:val="single"/>
         </w:rPr>
         <w:t>:</w:t>
       </w:r>
+    </w:p>
+    <w:p>
+      <w:pPr>
+        <w:spacing w:after="100" w:line="240" w:lineRule="auto"/>
+        <w:rPr>
+          <w:rFonts w:ascii="Times New Roman" w:eastAsia="Times New Roman" w:hAnsi="Times New Roman" w:cs="Times New Roman"/>
+          <w:b/>
+          <w:kern w:val="0"/>
+          <w:sz w:val="28"/>
+          <w:szCs w:val="28"/>
+        </w:rPr>
+      </w:pPr>
     </w:p>
     <w:p>
       <w:pPr>
@@ -1619,6 +1637,94 @@
     </w:p>
     <w:p>
       <w:pPr>
+        <w:pBdr>
+          <w:top w:val="single" w:sz="2" w:space="0" w:color="D9D9E3"/>
+          <w:left w:val="single" w:sz="2" w:space="5" w:color="D9D9E3"/>
+          <w:bottom w:val="single" w:sz="2" w:space="0" w:color="D9D9E3"/>
+          <w:right w:val="single" w:sz="2" w:space="0" w:color="D9D9E3"/>
+        </w:pBdr>
+        <w:spacing w:after="0" w:line="240" w:lineRule="auto"/>
+        <w:ind w:left="720"/>
+        <w:rPr>
+          <w:rFonts w:ascii="Times New Roman" w:eastAsia="Times New Roman" w:hAnsi="Times New Roman" w:cs="Times New Roman"/>
+          <w:kern w:val="0"/>
+          <w:sz w:val="28"/>
+          <w:szCs w:val="28"/>
+        </w:rPr>
+      </w:pPr>
+    </w:p>
+    <w:p>
+      <w:pPr>
+        <w:pBdr>
+          <w:top w:val="single" w:sz="2" w:space="0" w:color="D9D9E3"/>
+          <w:left w:val="single" w:sz="2" w:space="5" w:color="D9D9E3"/>
+          <w:bottom w:val="single" w:sz="2" w:space="0" w:color="D9D9E3"/>
+          <w:right w:val="single" w:sz="2" w:space="0" w:color="D9D9E3"/>
+        </w:pBdr>
+        <w:spacing w:after="0" w:line="240" w:lineRule="auto"/>
+        <w:ind w:left="720"/>
+        <w:rPr>
+          <w:rFonts w:ascii="Times New Roman" w:eastAsia="Times New Roman" w:hAnsi="Times New Roman" w:cs="Times New Roman"/>
+          <w:kern w:val="0"/>
+          <w:sz w:val="28"/>
+          <w:szCs w:val="28"/>
+        </w:rPr>
+      </w:pPr>
+    </w:p>
+    <w:p>
+      <w:pPr>
+        <w:pBdr>
+          <w:top w:val="single" w:sz="2" w:space="0" w:color="D9D9E3"/>
+          <w:left w:val="single" w:sz="2" w:space="5" w:color="D9D9E3"/>
+          <w:bottom w:val="single" w:sz="2" w:space="0" w:color="D9D9E3"/>
+          <w:right w:val="single" w:sz="2" w:space="0" w:color="D9D9E3"/>
+        </w:pBdr>
+        <w:spacing w:after="0" w:line="240" w:lineRule="auto"/>
+        <w:ind w:left="720"/>
+        <w:rPr>
+          <w:rFonts w:ascii="Times New Roman" w:eastAsia="Times New Roman" w:hAnsi="Times New Roman" w:cs="Times New Roman"/>
+          <w:kern w:val="0"/>
+          <w:sz w:val="28"/>
+          <w:szCs w:val="28"/>
+        </w:rPr>
+      </w:pPr>
+    </w:p>
+    <w:p>
+      <w:pPr>
+        <w:numPr>
+          <w:ilvl w:val="0"/>
+          <w:numId w:val="12"/>
+        </w:numPr>
+        <w:pBdr>
+          <w:top w:val="single" w:sz="2" w:space="0" w:color="D9D9E3"/>
+          <w:left w:val="single" w:sz="2" w:space="5" w:color="D9D9E3"/>
+          <w:bottom w:val="single" w:sz="2" w:space="0" w:color="D9D9E3"/>
+          <w:right w:val="single" w:sz="2" w:space="0" w:color="D9D9E3"/>
+        </w:pBdr>
+        <w:spacing w:after="0" w:line="240" w:lineRule="auto"/>
+        <w:ind w:left="0"/>
+        <w:rPr>
+          <w:rFonts w:ascii="Times New Roman" w:eastAsia="Times New Roman" w:hAnsi="Times New Roman" w:cs="Times New Roman"/>
+          <w:kern w:val="0"/>
+          <w:sz w:val="28"/>
+          <w:szCs w:val="28"/>
+        </w:rPr>
+      </w:pPr>
+      <w:r>
+        <w:rPr>
+          <w:rFonts w:ascii="Times New Roman" w:eastAsia="Times New Roman" w:hAnsi="Times New Roman" w:cs="Times New Roman"/>
+          <w:b/>
+          <w:bCs/>
+          <w:kern w:val="0"/>
+          <w:sz w:val="28"/>
+          <w:szCs w:val="28"/>
+        </w:rPr>
+        <w:lastRenderedPageBreak/>
+        <w:t>Data Type Handling:</w:t>
+      </w:r>
+    </w:p>
+    <w:p>
+      <w:pPr>
         <w:numPr>
           <w:ilvl w:val="1"/>
           <w:numId w:val="12"/>
@@ -1638,6 +1744,55 @@
           <w:szCs w:val="28"/>
         </w:rPr>
       </w:pPr>
+      <w:r>
+        <w:rPr>
+          <w:rFonts w:ascii="Times New Roman" w:eastAsia="Times New Roman" w:hAnsi="Times New Roman" w:cs="Times New Roman"/>
+          <w:kern w:val="0"/>
+          <w:sz w:val="28"/>
+          <w:szCs w:val="28"/>
+        </w:rPr>
+        <w:t xml:space="preserve">Ensure that the data types of the new columns match your requirements. You might need to use explicit data type conversion functions like </w:t>
+      </w:r>
+      <w:r>
+        <w:rPr>
+          <w:rFonts w:ascii="Times New Roman" w:eastAsia="Times New Roman" w:hAnsi="Times New Roman" w:cs="Times New Roman"/>
+          <w:b/>
+          <w:bCs/>
+          <w:kern w:val="0"/>
+          <w:sz w:val="28"/>
+          <w:szCs w:val="28"/>
+        </w:rPr>
+        <w:t>(DT_STR, length, codepage)</w:t>
+      </w:r>
+      <w:r>
+        <w:rPr>
+          <w:rFonts w:ascii="Times New Roman" w:eastAsia="Times New Roman" w:hAnsi="Times New Roman" w:cs="Times New Roman"/>
+          <w:kern w:val="0"/>
+          <w:sz w:val="28"/>
+          <w:szCs w:val="28"/>
+        </w:rPr>
+        <w:t xml:space="preserve"> or </w:t>
+      </w:r>
+      <w:r>
+        <w:rPr>
+          <w:rFonts w:ascii="Times New Roman" w:eastAsia="Times New Roman" w:hAnsi="Times New Roman" w:cs="Times New Roman"/>
+          <w:b/>
+          <w:bCs/>
+          <w:kern w:val="0"/>
+          <w:sz w:val="28"/>
+          <w:szCs w:val="28"/>
+        </w:rPr>
+        <w:t>(DT_I4)</w:t>
+      </w:r>
+      <w:r>
+        <w:rPr>
+          <w:rFonts w:ascii="Times New Roman" w:eastAsia="Times New Roman" w:hAnsi="Times New Roman" w:cs="Times New Roman"/>
+          <w:kern w:val="0"/>
+          <w:sz w:val="28"/>
+          <w:szCs w:val="28"/>
+        </w:rPr>
+        <w:t xml:space="preserve"> in your expressions.</w:t>
+      </w:r>
     </w:p>
     <w:p>
       <w:pPr>
@@ -1669,7 +1824,7 @@
           <w:sz w:val="28"/>
           <w:szCs w:val="28"/>
         </w:rPr>
-        <w:t>Data Type Handling:</w:t>
+        <w:t>Error Handling:</w:t>
       </w:r>
     </w:p>
     <w:p>
@@ -1700,47 +1855,7 @@
           <w:sz w:val="28"/>
           <w:szCs w:val="28"/>
         </w:rPr>
-        <w:t xml:space="preserve">Ensure that the data types of the new columns match your requirements. You might need to use explicit data type conversion functions like </w:t>
-      </w:r>
-      <w:r>
-        <w:rPr>
-          <w:rFonts w:ascii="Times New Roman" w:eastAsia="Times New Roman" w:hAnsi="Times New Roman" w:cs="Times New Roman"/>
-          <w:b/>
-          <w:bCs/>
-          <w:kern w:val="0"/>
-          <w:sz w:val="28"/>
-          <w:szCs w:val="28"/>
-        </w:rPr>
-        <w:t>(DT_STR, length, codepage)</w:t>
-      </w:r>
-      <w:r>
-        <w:rPr>
-          <w:rFonts w:ascii="Times New Roman" w:eastAsia="Times New Roman" w:hAnsi="Times New Roman" w:cs="Times New Roman"/>
-          <w:kern w:val="0"/>
-          <w:sz w:val="28"/>
-          <w:szCs w:val="28"/>
-        </w:rPr>
-        <w:t xml:space="preserve"> or </w:t>
-      </w:r>
-      <w:r>
-        <w:rPr>
-          <w:rFonts w:ascii="Times New Roman" w:eastAsia="Times New Roman" w:hAnsi="Times New Roman" w:cs="Times New Roman"/>
-          <w:b/>
-          <w:bCs/>
-          <w:kern w:val="0"/>
-          <w:sz w:val="28"/>
-          <w:szCs w:val="28"/>
-        </w:rPr>
-        <w:t>(DT_I4)</w:t>
-      </w:r>
-      <w:r>
-        <w:rPr>
-          <w:rFonts w:ascii="Times New Roman" w:eastAsia="Times New Roman" w:hAnsi="Times New Roman" w:cs="Times New Roman"/>
-          <w:kern w:val="0"/>
-          <w:sz w:val="28"/>
-          <w:szCs w:val="28"/>
-        </w:rPr>
-        <w:t xml:space="preserve"> in your expressions.</w:t>
+        <w:t>The Derived Column Transformation provides options for handling errors that may occur during expression evaluation. You can choose to ignore errors, redirect rows with errors, or fail the entire transformation.</w:t>
       </w:r>
     </w:p>
     <w:p>
@@ -1773,8 +1888,7 @@
           <w:sz w:val="28"/>
           <w:szCs w:val="28"/>
         </w:rPr>
-        <w:lastRenderedPageBreak/>
-        <w:t>Error Handling:</w:t>
+        <w:t>Usage Scenarios:</w:t>
       </w:r>
     </w:p>
     <w:p>
@@ -1805,7 +1919,69 @@
           <w:sz w:val="28"/>
           <w:szCs w:val="28"/>
         </w:rPr>
-        <w:t>The Derived Column Transformation provides options for handling errors that may occur during expression evaluation. You can choose to ignore errors, redirect rows with errors, or fail the entire transformation.</w:t>
+        <w:t>Creating composite columns by combining multiple columns.</w:t>
+      </w:r>
+    </w:p>
+    <w:p>
+      <w:pPr>
+        <w:numPr>
+          <w:ilvl w:val="1"/>
+          <w:numId w:val="12"/>
+        </w:numPr>
+        <w:pBdr>
+          <w:top w:val="single" w:sz="2" w:space="0" w:color="D9D9E3"/>
+          <w:left w:val="single" w:sz="2" w:space="5" w:color="D9D9E3"/>
+          <w:bottom w:val="single" w:sz="2" w:space="0" w:color="D9D9E3"/>
+          <w:right w:val="single" w:sz="2" w:space="0" w:color="D9D9E3"/>
+        </w:pBdr>
+        <w:spacing w:after="0" w:line="240" w:lineRule="auto"/>
+        <w:ind w:left="720"/>
+        <w:rPr>
+          <w:rFonts w:ascii="Times New Roman" w:eastAsia="Times New Roman" w:hAnsi="Times New Roman" w:cs="Times New Roman"/>
+          <w:kern w:val="0"/>
+          <w:sz w:val="28"/>
+          <w:szCs w:val="28"/>
+        </w:rPr>
+      </w:pPr>
+      <w:r>
+        <w:rPr>
+          <w:rFonts w:ascii="Times New Roman" w:eastAsia="Times New Roman" w:hAnsi="Times New Roman" w:cs="Times New Roman"/>
+          <w:kern w:val="0"/>
+          <w:sz w:val="28"/>
+          <w:szCs w:val="28"/>
+        </w:rPr>
+        <w:t>Extracting specific information from a column (e.g., extracting a date from a string).</w:t>
+      </w:r>
+    </w:p>
+    <w:p>
+      <w:pPr>
+        <w:numPr>
+          <w:ilvl w:val="1"/>
+          <w:numId w:val="12"/>
+        </w:numPr>
+        <w:pBdr>
+          <w:top w:val="single" w:sz="2" w:space="0" w:color="D9D9E3"/>
+          <w:left w:val="single" w:sz="2" w:space="5" w:color="D9D9E3"/>
+          <w:bottom w:val="single" w:sz="2" w:space="0" w:color="D9D9E3"/>
+          <w:right w:val="single" w:sz="2" w:space="0" w:color="D9D9E3"/>
+        </w:pBdr>
+        <w:spacing w:after="0" w:line="240" w:lineRule="auto"/>
+        <w:ind w:left="720"/>
+        <w:rPr>
+          <w:rFonts w:ascii="Times New Roman" w:eastAsia="Times New Roman" w:hAnsi="Times New Roman" w:cs="Times New Roman"/>
+          <w:kern w:val="0"/>
+          <w:sz w:val="28"/>
+          <w:szCs w:val="28"/>
+        </w:rPr>
+      </w:pPr>
+      <w:r>
+        <w:rPr>
+          <w:rFonts w:ascii="Times New Roman" w:eastAsia="Times New Roman" w:hAnsi="Times New Roman" w:cs="Times New Roman"/>
+          <w:kern w:val="0"/>
+          <w:sz w:val="28"/>
+          <w:szCs w:val="28"/>
+        </w:rPr>
+        <w:t>Calculating new values based on existing column values.</w:t>
       </w:r>
     </w:p>
     <w:p>
@@ -1838,7 +2014,7 @@
           <w:sz w:val="28"/>
           <w:szCs w:val="28"/>
         </w:rPr>
-        <w:t>Usage Scenarios:</w:t>
+        <w:t>Downstream Processing:</w:t>
       </w:r>
     </w:p>
     <w:p>
@@ -1869,7 +2045,40 @@
           <w:sz w:val="28"/>
           <w:szCs w:val="28"/>
         </w:rPr>
-        <w:t>Creating composite columns by combining multiple columns.</w:t>
+        <w:t>After configuring the Derived Column Transformation, the data flow continues with the newly derived or modified columns. You can connect the output to other transformations, destinations, or further processing steps.</w:t>
+      </w:r>
+    </w:p>
+    <w:p>
+      <w:pPr>
+        <w:numPr>
+          <w:ilvl w:val="0"/>
+          <w:numId w:val="12"/>
+        </w:numPr>
+        <w:pBdr>
+          <w:top w:val="single" w:sz="2" w:space="0" w:color="D9D9E3"/>
+          <w:left w:val="single" w:sz="2" w:space="5" w:color="D9D9E3"/>
+          <w:bottom w:val="single" w:sz="2" w:space="0" w:color="D9D9E3"/>
+          <w:right w:val="single" w:sz="2" w:space="0" w:color="D9D9E3"/>
+        </w:pBdr>
+        <w:spacing w:after="0" w:line="240" w:lineRule="auto"/>
+        <w:ind w:left="0"/>
+        <w:rPr>
+          <w:rFonts w:ascii="Times New Roman" w:eastAsia="Times New Roman" w:hAnsi="Times New Roman" w:cs="Times New Roman"/>
+          <w:kern w:val="0"/>
+          <w:sz w:val="28"/>
+          <w:szCs w:val="28"/>
+        </w:rPr>
+      </w:pPr>
+      <w:r>
+        <w:rPr>
+          <w:rFonts w:ascii="Times New Roman" w:eastAsia="Times New Roman" w:hAnsi="Times New Roman" w:cs="Times New Roman"/>
+          <w:b/>
+          <w:bCs/>
+          <w:kern w:val="0"/>
+          <w:sz w:val="28"/>
+          <w:szCs w:val="28"/>
+        </w:rPr>
+        <w:t>Performance Considerations:</w:t>
       </w:r>
     </w:p>
     <w:p>
@@ -1900,7 +2109,40 @@
           <w:sz w:val="28"/>
           <w:szCs w:val="28"/>
         </w:rPr>
-        <w:t>Extracting specific information from a column (e.g., extracting a date from a string).</w:t>
+        <w:t>While the Derived Column Transformation is powerful, excessive use of complex expressions or frequent data type conversions can impact performance. Consider optimization and testing, especially for large datasets.</w:t>
+      </w:r>
+    </w:p>
+    <w:p>
+      <w:pPr>
+        <w:numPr>
+          <w:ilvl w:val="0"/>
+          <w:numId w:val="12"/>
+        </w:numPr>
+        <w:pBdr>
+          <w:top w:val="single" w:sz="2" w:space="0" w:color="D9D9E3"/>
+          <w:left w:val="single" w:sz="2" w:space="5" w:color="D9D9E3"/>
+          <w:bottom w:val="single" w:sz="2" w:space="0" w:color="D9D9E3"/>
+          <w:right w:val="single" w:sz="2" w:space="0" w:color="D9D9E3"/>
+        </w:pBdr>
+        <w:spacing w:after="0" w:line="240" w:lineRule="auto"/>
+        <w:ind w:left="0"/>
+        <w:rPr>
+          <w:rFonts w:ascii="Times New Roman" w:eastAsia="Times New Roman" w:hAnsi="Times New Roman" w:cs="Times New Roman"/>
+          <w:kern w:val="0"/>
+          <w:sz w:val="28"/>
+          <w:szCs w:val="28"/>
+        </w:rPr>
+      </w:pPr>
+      <w:r>
+        <w:rPr>
+          <w:rFonts w:ascii="Times New Roman" w:eastAsia="Times New Roman" w:hAnsi="Times New Roman" w:cs="Times New Roman"/>
+          <w:b/>
+          <w:bCs/>
+          <w:kern w:val="0"/>
+          <w:sz w:val="28"/>
+          <w:szCs w:val="28"/>
+        </w:rPr>
+        <w:t>Debugging:</w:t>
       </w:r>
     </w:p>
     <w:p>
@@ -1931,198 +2173,6 @@
           <w:sz w:val="28"/>
           <w:szCs w:val="28"/>
         </w:rPr>
-        <w:t>Calculating new values based on existing column values.</w:t>
-      </w:r>
-    </w:p>
-    <w:p>
-      <w:pPr>
-        <w:numPr>
-          <w:ilvl w:val="0"/>
-          <w:numId w:val="12"/>
-        </w:numPr>
-        <w:pBdr>
-          <w:top w:val="single" w:sz="2" w:space="0" w:color="D9D9E3"/>
-          <w:left w:val="single" w:sz="2" w:space="5" w:color="D9D9E3"/>
-          <w:bottom w:val="single" w:sz="2" w:space="0" w:color="D9D9E3"/>
-          <w:right w:val="single" w:sz="2" w:space="0" w:color="D9D9E3"/>
-        </w:pBdr>
-        <w:spacing w:after="0" w:line="240" w:lineRule="auto"/>
-        <w:ind w:left="0"/>
-        <w:rPr>
-          <w:rFonts w:ascii="Times New Roman" w:eastAsia="Times New Roman" w:hAnsi="Times New Roman" w:cs="Times New Roman"/>
-          <w:kern w:val="0"/>
-          <w:sz w:val="28"/>
-          <w:szCs w:val="28"/>
-        </w:rPr>
-      </w:pPr>
-      <w:r>
-        <w:rPr>
-          <w:rFonts w:ascii="Times New Roman" w:eastAsia="Times New Roman" w:hAnsi="Times New Roman" w:cs="Times New Roman"/>
-          <w:b/>
-          <w:bCs/>
-          <w:kern w:val="0"/>
-          <w:sz w:val="28"/>
-          <w:szCs w:val="28"/>
-        </w:rPr>
-        <w:t>Downstream Processing:</w:t>
-      </w:r>
-    </w:p>
-    <w:p>
-      <w:pPr>
-        <w:numPr>
-          <w:ilvl w:val="1"/>
-          <w:numId w:val="12"/>
-        </w:numPr>
-        <w:pBdr>
-          <w:top w:val="single" w:sz="2" w:space="0" w:color="D9D9E3"/>
-          <w:left w:val="single" w:sz="2" w:space="5" w:color="D9D9E3"/>
-          <w:bottom w:val="single" w:sz="2" w:space="0" w:color="D9D9E3"/>
-          <w:right w:val="single" w:sz="2" w:space="0" w:color="D9D9E3"/>
-        </w:pBdr>
-        <w:spacing w:after="0" w:line="240" w:lineRule="auto"/>
-        <w:ind w:left="720"/>
-        <w:rPr>
-          <w:rFonts w:ascii="Times New Roman" w:eastAsia="Times New Roman" w:hAnsi="Times New Roman" w:cs="Times New Roman"/>
-          <w:kern w:val="0"/>
-          <w:sz w:val="28"/>
-          <w:szCs w:val="28"/>
-        </w:rPr>
-      </w:pPr>
-      <w:r>
-        <w:rPr>
-          <w:rFonts w:ascii="Times New Roman" w:eastAsia="Times New Roman" w:hAnsi="Times New Roman" w:cs="Times New Roman"/>
-          <w:kern w:val="0"/>
-          <w:sz w:val="28"/>
-          <w:szCs w:val="28"/>
-        </w:rPr>
-        <w:t>After configuring the Derived Column Transformation, the data flow continues with the newly derived or modified columns. You can connect the output to other transformations, destinations, or further processing steps.</w:t>
-      </w:r>
-    </w:p>
-    <w:p>
-      <w:pPr>
-        <w:numPr>
-          <w:ilvl w:val="0"/>
-          <w:numId w:val="12"/>
-        </w:numPr>
-        <w:pBdr>
-          <w:top w:val="single" w:sz="2" w:space="0" w:color="D9D9E3"/>
-          <w:left w:val="single" w:sz="2" w:space="5" w:color="D9D9E3"/>
-          <w:bottom w:val="single" w:sz="2" w:space="0" w:color="D9D9E3"/>
-          <w:right w:val="single" w:sz="2" w:space="0" w:color="D9D9E3"/>
-        </w:pBdr>
-        <w:spacing w:after="0" w:line="240" w:lineRule="auto"/>
-        <w:ind w:left="0"/>
-        <w:rPr>
-          <w:rFonts w:ascii="Times New Roman" w:eastAsia="Times New Roman" w:hAnsi="Times New Roman" w:cs="Times New Roman"/>
-          <w:kern w:val="0"/>
-          <w:sz w:val="28"/>
-          <w:szCs w:val="28"/>
-        </w:rPr>
-      </w:pPr>
-      <w:r>
-        <w:rPr>
-          <w:rFonts w:ascii="Times New Roman" w:eastAsia="Times New Roman" w:hAnsi="Times New Roman" w:cs="Times New Roman"/>
-          <w:b/>
-          <w:bCs/>
-          <w:kern w:val="0"/>
-          <w:sz w:val="28"/>
-          <w:szCs w:val="28"/>
-        </w:rPr>
-        <w:t>Performance Considerations:</w:t>
-      </w:r>
-    </w:p>
-    <w:p>
-      <w:pPr>
-        <w:numPr>
-          <w:ilvl w:val="1"/>
-          <w:numId w:val="12"/>
-        </w:numPr>
-        <w:pBdr>
-          <w:top w:val="single" w:sz="2" w:space="0" w:color="D9D9E3"/>
-          <w:left w:val="single" w:sz="2" w:space="5" w:color="D9D9E3"/>
-          <w:bottom w:val="single" w:sz="2" w:space="0" w:color="D9D9E3"/>
-          <w:right w:val="single" w:sz="2" w:space="0" w:color="D9D9E3"/>
-        </w:pBdr>
-        <w:spacing w:after="0" w:line="240" w:lineRule="auto"/>
-        <w:ind w:left="720"/>
-        <w:rPr>
-          <w:rFonts w:ascii="Times New Roman" w:eastAsia="Times New Roman" w:hAnsi="Times New Roman" w:cs="Times New Roman"/>
-          <w:kern w:val="0"/>
-          <w:sz w:val="28"/>
-          <w:szCs w:val="28"/>
-        </w:rPr>
-      </w:pPr>
-      <w:r>
-        <w:rPr>
-          <w:rFonts w:ascii="Times New Roman" w:eastAsia="Times New Roman" w:hAnsi="Times New Roman" w:cs="Times New Roman"/>
-          <w:kern w:val="0"/>
-          <w:sz w:val="28"/>
-          <w:szCs w:val="28"/>
-        </w:rPr>
-        <w:t>While the Derived Column Transformation is powerful, excessive use of complex expressions or frequent data type conversions can impact performance. Consider optimization and testing, especially for large datasets.</w:t>
-      </w:r>
-    </w:p>
-    <w:p>
-      <w:pPr>
-        <w:numPr>
-          <w:ilvl w:val="0"/>
-          <w:numId w:val="12"/>
-        </w:numPr>
-        <w:pBdr>
-          <w:top w:val="single" w:sz="2" w:space="0" w:color="D9D9E3"/>
-          <w:left w:val="single" w:sz="2" w:space="5" w:color="D9D9E3"/>
-          <w:bottom w:val="single" w:sz="2" w:space="0" w:color="D9D9E3"/>
-          <w:right w:val="single" w:sz="2" w:space="0" w:color="D9D9E3"/>
-        </w:pBdr>
-        <w:spacing w:after="0" w:line="240" w:lineRule="auto"/>
-        <w:ind w:left="0"/>
-        <w:rPr>
-          <w:rFonts w:ascii="Times New Roman" w:eastAsia="Times New Roman" w:hAnsi="Times New Roman" w:cs="Times New Roman"/>
-          <w:kern w:val="0"/>
-          <w:sz w:val="28"/>
-          <w:szCs w:val="28"/>
-        </w:rPr>
-      </w:pPr>
-      <w:r>
-        <w:rPr>
-          <w:rFonts w:ascii="Times New Roman" w:eastAsia="Times New Roman" w:hAnsi="Times New Roman" w:cs="Times New Roman"/>
-          <w:b/>
-          <w:bCs/>
-          <w:kern w:val="0"/>
-          <w:sz w:val="28"/>
-          <w:szCs w:val="28"/>
-        </w:rPr>
-        <w:t>Debugging:</w:t>
-      </w:r>
-    </w:p>
-    <w:p>
-      <w:pPr>
-        <w:numPr>
-          <w:ilvl w:val="1"/>
-          <w:numId w:val="12"/>
-        </w:numPr>
-        <w:pBdr>
-          <w:top w:val="single" w:sz="2" w:space="0" w:color="D9D9E3"/>
-          <w:left w:val="single" w:sz="2" w:space="5" w:color="D9D9E3"/>
-          <w:bottom w:val="single" w:sz="2" w:space="0" w:color="D9D9E3"/>
-          <w:right w:val="single" w:sz="2" w:space="0" w:color="D9D9E3"/>
-        </w:pBdr>
-        <w:spacing w:after="0" w:line="240" w:lineRule="auto"/>
-        <w:ind w:left="720"/>
-        <w:rPr>
-          <w:rFonts w:ascii="Times New Roman" w:eastAsia="Times New Roman" w:hAnsi="Times New Roman" w:cs="Times New Roman"/>
-          <w:kern w:val="0"/>
-          <w:sz w:val="28"/>
-          <w:szCs w:val="28"/>
-        </w:rPr>
-      </w:pPr>
-      <w:r>
-        <w:rPr>
-          <w:rFonts w:ascii="Times New Roman" w:eastAsia="Times New Roman" w:hAnsi="Times New Roman" w:cs="Times New Roman"/>
-          <w:kern w:val="0"/>
-          <w:sz w:val="28"/>
-          <w:szCs w:val="28"/>
-        </w:rPr>
         <w:t>The Derived Column Transformation allows you to preview the results of your expressions during design time, aiding in debugging and ensuring that the transformations produce the desired outcomes.</w:t>
       </w:r>
     </w:p>
@@ -2434,18 +2484,37 @@
       <w:pPr>
         <w:rPr>
           <w:rFonts w:ascii="Times New Roman" w:hAnsi="Times New Roman" w:cs="Times New Roman"/>
-          <w:b/>
-          <w:sz w:val="28"/>
-          <w:szCs w:val="28"/>
-        </w:rPr>
-      </w:pPr>
-      <w:r>
-        <w:rPr>
-          <w:rFonts w:ascii="Times New Roman" w:hAnsi="Times New Roman" w:cs="Times New Roman"/>
-          <w:b/>
-          <w:sz w:val="28"/>
-          <w:szCs w:val="28"/>
-        </w:rPr>
+          <w:sz w:val="28"/>
+          <w:szCs w:val="28"/>
+        </w:rPr>
+      </w:pPr>
+    </w:p>
+    <w:p>
+      <w:pPr>
+        <w:rPr>
+          <w:rFonts w:ascii="Times New Roman" w:hAnsi="Times New Roman" w:cs="Times New Roman"/>
+          <w:sz w:val="28"/>
+          <w:szCs w:val="28"/>
+        </w:rPr>
+      </w:pPr>
+    </w:p>
+    <w:p>
+      <w:pPr>
+        <w:rPr>
+          <w:rFonts w:ascii="Times New Roman" w:hAnsi="Times New Roman" w:cs="Times New Roman"/>
+          <w:b/>
+          <w:sz w:val="28"/>
+          <w:szCs w:val="28"/>
+        </w:rPr>
+      </w:pPr>
+      <w:r>
+        <w:rPr>
+          <w:rFonts w:ascii="Times New Roman" w:hAnsi="Times New Roman" w:cs="Times New Roman"/>
+          <w:b/>
+          <w:sz w:val="28"/>
+          <w:szCs w:val="28"/>
+        </w:rPr>
+        <w:lastRenderedPageBreak/>
         <w:t>Add New Columns:</w:t>
       </w:r>
     </w:p>
@@ -2508,284 +2577,400 @@
           <w:sz w:val="28"/>
           <w:szCs w:val="28"/>
         </w:rPr>
+        <w:t>For example:</w:t>
+      </w:r>
+    </w:p>
+    <w:p>
+      <w:pPr>
+        <w:rPr>
+          <w:rFonts w:ascii="Times New Roman" w:hAnsi="Times New Roman" w:cs="Times New Roman"/>
+          <w:sz w:val="28"/>
+          <w:szCs w:val="28"/>
+        </w:rPr>
+      </w:pPr>
+      <w:proofErr w:type="spellStart"/>
+      <w:r>
+        <w:rPr>
+          <w:rFonts w:ascii="Times New Roman" w:hAnsi="Times New Roman" w:cs="Times New Roman"/>
+          <w:sz w:val="28"/>
+          <w:szCs w:val="28"/>
+        </w:rPr>
+        <w:t>NewColumn</w:t>
+      </w:r>
+      <w:proofErr w:type="spellEnd"/>
+      <w:r>
+        <w:rPr>
+          <w:rFonts w:ascii="Times New Roman" w:hAnsi="Times New Roman" w:cs="Times New Roman"/>
+          <w:sz w:val="28"/>
+          <w:szCs w:val="28"/>
+        </w:rPr>
+        <w:t xml:space="preserve"> = [</w:t>
+      </w:r>
+      <w:proofErr w:type="spellStart"/>
+      <w:r>
+        <w:rPr>
+          <w:rFonts w:ascii="Times New Roman" w:hAnsi="Times New Roman" w:cs="Times New Roman"/>
+          <w:sz w:val="28"/>
+          <w:szCs w:val="28"/>
+        </w:rPr>
+        <w:t>OldColumn</w:t>
+      </w:r>
+      <w:proofErr w:type="spellEnd"/>
+      <w:r>
+        <w:rPr>
+          <w:rFonts w:ascii="Times New Roman" w:hAnsi="Times New Roman" w:cs="Times New Roman"/>
+          <w:sz w:val="28"/>
+          <w:szCs w:val="28"/>
+        </w:rPr>
+        <w:t>] + 10</w:t>
+      </w:r>
+    </w:p>
+    <w:p>
+      <w:pPr>
+        <w:rPr>
+          <w:rFonts w:ascii="Times New Roman" w:hAnsi="Times New Roman" w:cs="Times New Roman"/>
+          <w:sz w:val="28"/>
+          <w:szCs w:val="28"/>
+        </w:rPr>
+      </w:pPr>
+    </w:p>
+    <w:p>
+      <w:pPr>
+        <w:rPr>
+          <w:rFonts w:ascii="Times New Roman" w:hAnsi="Times New Roman" w:cs="Times New Roman"/>
+          <w:b/>
+          <w:sz w:val="28"/>
+          <w:szCs w:val="28"/>
+        </w:rPr>
+      </w:pPr>
+      <w:r>
+        <w:rPr>
+          <w:rFonts w:ascii="Times New Roman" w:hAnsi="Times New Roman" w:cs="Times New Roman"/>
+          <w:b/>
+          <w:sz w:val="28"/>
+          <w:szCs w:val="28"/>
+        </w:rPr>
+        <w:t>Modify Existing Columns:</w:t>
+      </w:r>
+    </w:p>
+    <w:p>
+      <w:pPr>
+        <w:rPr>
+          <w:rFonts w:ascii="Times New Roman" w:hAnsi="Times New Roman" w:cs="Times New Roman"/>
+          <w:sz w:val="28"/>
+          <w:szCs w:val="28"/>
+        </w:rPr>
+      </w:pPr>
+    </w:p>
+    <w:p>
+      <w:pPr>
+        <w:rPr>
+          <w:rFonts w:ascii="Times New Roman" w:hAnsi="Times New Roman" w:cs="Times New Roman"/>
+          <w:sz w:val="28"/>
+          <w:szCs w:val="28"/>
+        </w:rPr>
+      </w:pPr>
+      <w:r>
+        <w:rPr>
+          <w:rFonts w:ascii="Times New Roman" w:hAnsi="Times New Roman" w:cs="Times New Roman"/>
+          <w:sz w:val="28"/>
+          <w:szCs w:val="28"/>
+        </w:rPr>
+        <w:t>To modify an existing column, select the column in the Derived Column Name column.</w:t>
+      </w:r>
+    </w:p>
+    <w:p>
+      <w:pPr>
+        <w:rPr>
+          <w:rFonts w:ascii="Times New Roman" w:hAnsi="Times New Roman" w:cs="Times New Roman"/>
+          <w:sz w:val="28"/>
+          <w:szCs w:val="28"/>
+        </w:rPr>
+      </w:pPr>
+      <w:r>
+        <w:rPr>
+          <w:rFonts w:ascii="Times New Roman" w:hAnsi="Times New Roman" w:cs="Times New Roman"/>
+          <w:sz w:val="28"/>
+          <w:szCs w:val="28"/>
+        </w:rPr>
+        <w:t>Enter the expression in the "Expression" column to define the new value for the selected column.</w:t>
+      </w:r>
+    </w:p>
+    <w:p>
+      <w:pPr>
+        <w:rPr>
+          <w:rFonts w:ascii="Times New Roman" w:hAnsi="Times New Roman" w:cs="Times New Roman"/>
+          <w:b/>
+          <w:sz w:val="28"/>
+          <w:szCs w:val="28"/>
+        </w:rPr>
+      </w:pPr>
+      <w:r>
+        <w:rPr>
+          <w:rFonts w:ascii="Times New Roman" w:hAnsi="Times New Roman" w:cs="Times New Roman"/>
+          <w:b/>
+          <w:sz w:val="28"/>
+          <w:szCs w:val="28"/>
+        </w:rPr>
+        <w:t>Expression Language:</w:t>
+      </w:r>
+    </w:p>
+    <w:p>
+      <w:pPr>
+        <w:rPr>
+          <w:rFonts w:ascii="Times New Roman" w:hAnsi="Times New Roman" w:cs="Times New Roman"/>
+          <w:sz w:val="28"/>
+          <w:szCs w:val="28"/>
+        </w:rPr>
+      </w:pPr>
+    </w:p>
+    <w:p>
+      <w:pPr>
+        <w:rPr>
+          <w:rFonts w:ascii="Times New Roman" w:hAnsi="Times New Roman" w:cs="Times New Roman"/>
+          <w:sz w:val="28"/>
+          <w:szCs w:val="28"/>
+        </w:rPr>
+      </w:pPr>
+      <w:r>
+        <w:rPr>
+          <w:rFonts w:ascii="Times New Roman" w:hAnsi="Times New Roman" w:cs="Times New Roman"/>
+          <w:sz w:val="28"/>
+          <w:szCs w:val="28"/>
+        </w:rPr>
+        <w:t>The expression language used in SSIS Derived Column Transformation is similar to SSIS expressions or expressions used in SQL Server.</w:t>
+      </w:r>
+    </w:p>
+    <w:p>
+      <w:pPr>
+        <w:rPr>
+          <w:rFonts w:ascii="Times New Roman" w:hAnsi="Times New Roman" w:cs="Times New Roman"/>
+          <w:sz w:val="28"/>
+          <w:szCs w:val="28"/>
+        </w:rPr>
+      </w:pPr>
+    </w:p>
+    <w:p>
+      <w:pPr>
+        <w:rPr>
+          <w:rFonts w:ascii="Times New Roman" w:hAnsi="Times New Roman" w:cs="Times New Roman"/>
+          <w:sz w:val="28"/>
+          <w:szCs w:val="28"/>
+        </w:rPr>
+      </w:pPr>
+    </w:p>
+    <w:p>
+      <w:pPr>
+        <w:rPr>
+          <w:rFonts w:ascii="Times New Roman" w:hAnsi="Times New Roman" w:cs="Times New Roman"/>
+          <w:sz w:val="28"/>
+          <w:szCs w:val="28"/>
+        </w:rPr>
+      </w:pPr>
+      <w:r>
+        <w:rPr>
+          <w:rFonts w:ascii="Times New Roman" w:hAnsi="Times New Roman" w:cs="Times New Roman"/>
+          <w:sz w:val="28"/>
+          <w:szCs w:val="28"/>
+        </w:rPr>
+        <w:t>For example, to concatenate two columns, the expression would be:</w:t>
+      </w:r>
+    </w:p>
+    <w:p>
+      <w:pPr>
+        <w:rPr>
+          <w:rFonts w:ascii="Times New Roman" w:hAnsi="Times New Roman" w:cs="Times New Roman"/>
+          <w:sz w:val="28"/>
+          <w:szCs w:val="28"/>
+        </w:rPr>
+      </w:pPr>
+    </w:p>
+    <w:p>
+      <w:pPr>
+        <w:rPr>
+          <w:rFonts w:ascii="Times New Roman" w:hAnsi="Times New Roman" w:cs="Times New Roman"/>
+          <w:sz w:val="28"/>
+          <w:szCs w:val="28"/>
+        </w:rPr>
+      </w:pPr>
+      <w:proofErr w:type="spellStart"/>
+      <w:r>
+        <w:rPr>
+          <w:rFonts w:ascii="Times New Roman" w:hAnsi="Times New Roman" w:cs="Times New Roman"/>
+          <w:sz w:val="28"/>
+          <w:szCs w:val="28"/>
+        </w:rPr>
+        <w:t>NewColumn</w:t>
+      </w:r>
+      <w:proofErr w:type="spellEnd"/>
+      <w:r>
+        <w:rPr>
+          <w:rFonts w:ascii="Times New Roman" w:hAnsi="Times New Roman" w:cs="Times New Roman"/>
+          <w:sz w:val="28"/>
+          <w:szCs w:val="28"/>
+        </w:rPr>
+        <w:t xml:space="preserve"> = [Column1] + " " + [Column2]</w:t>
+      </w:r>
+    </w:p>
+    <w:p>
+      <w:pPr>
+        <w:rPr>
+          <w:rFonts w:ascii="Times New Roman" w:hAnsi="Times New Roman" w:cs="Times New Roman"/>
+          <w:sz w:val="28"/>
+          <w:szCs w:val="28"/>
+        </w:rPr>
+      </w:pPr>
+      <w:r>
+        <w:rPr>
+          <w:rFonts w:ascii="Times New Roman" w:hAnsi="Times New Roman" w:cs="Times New Roman"/>
+          <w:sz w:val="28"/>
+          <w:szCs w:val="28"/>
+        </w:rPr>
+        <w:t>To convert a string column to uppercase:</w:t>
+      </w:r>
+    </w:p>
+    <w:p>
+      <w:pPr>
+        <w:rPr>
+          <w:rFonts w:ascii="Times New Roman" w:hAnsi="Times New Roman" w:cs="Times New Roman"/>
+          <w:sz w:val="28"/>
+          <w:szCs w:val="28"/>
+        </w:rPr>
+      </w:pPr>
+    </w:p>
+    <w:p>
+      <w:pPr>
+        <w:rPr>
+          <w:rFonts w:ascii="Times New Roman" w:hAnsi="Times New Roman" w:cs="Times New Roman"/>
+          <w:sz w:val="28"/>
+          <w:szCs w:val="28"/>
+        </w:rPr>
+      </w:pPr>
+      <w:proofErr w:type="spellStart"/>
+      <w:r>
+        <w:rPr>
+          <w:rFonts w:ascii="Times New Roman" w:hAnsi="Times New Roman" w:cs="Times New Roman"/>
+          <w:sz w:val="28"/>
+          <w:szCs w:val="28"/>
+        </w:rPr>
+        <w:t>UppercaseColumn</w:t>
+      </w:r>
+      <w:proofErr w:type="spellEnd"/>
+      <w:r>
+        <w:rPr>
+          <w:rFonts w:ascii="Times New Roman" w:hAnsi="Times New Roman" w:cs="Times New Roman"/>
+          <w:sz w:val="28"/>
+          <w:szCs w:val="28"/>
+        </w:rPr>
+        <w:t xml:space="preserve"> = </w:t>
+      </w:r>
+      <w:proofErr w:type="gramStart"/>
+      <w:r>
+        <w:rPr>
+          <w:rFonts w:ascii="Times New Roman" w:hAnsi="Times New Roman" w:cs="Times New Roman"/>
+          <w:sz w:val="28"/>
+          <w:szCs w:val="28"/>
+        </w:rPr>
+        <w:t>UPPER(</w:t>
+      </w:r>
+      <w:proofErr w:type="gramEnd"/>
+      <w:r>
+        <w:rPr>
+          <w:rFonts w:ascii="Times New Roman" w:hAnsi="Times New Roman" w:cs="Times New Roman"/>
+          <w:sz w:val="28"/>
+          <w:szCs w:val="28"/>
+        </w:rPr>
+        <w:t>[</w:t>
+      </w:r>
+      <w:proofErr w:type="spellStart"/>
+      <w:r>
+        <w:rPr>
+          <w:rFonts w:ascii="Times New Roman" w:hAnsi="Times New Roman" w:cs="Times New Roman"/>
+          <w:sz w:val="28"/>
+          <w:szCs w:val="28"/>
+        </w:rPr>
+        <w:t>OriginalColumn</w:t>
+      </w:r>
+      <w:proofErr w:type="spellEnd"/>
+      <w:r>
+        <w:rPr>
+          <w:rFonts w:ascii="Times New Roman" w:hAnsi="Times New Roman" w:cs="Times New Roman"/>
+          <w:sz w:val="28"/>
+          <w:szCs w:val="28"/>
+        </w:rPr>
+        <w:t>])</w:t>
+      </w:r>
+    </w:p>
+    <w:p>
+      <w:pPr>
+        <w:rPr>
+          <w:rFonts w:ascii="Times New Roman" w:hAnsi="Times New Roman" w:cs="Times New Roman"/>
+          <w:b/>
+          <w:sz w:val="28"/>
+          <w:szCs w:val="28"/>
+        </w:rPr>
+      </w:pPr>
+      <w:r>
+        <w:rPr>
+          <w:rFonts w:ascii="Times New Roman" w:hAnsi="Times New Roman" w:cs="Times New Roman"/>
+          <w:b/>
+          <w:sz w:val="28"/>
+          <w:szCs w:val="28"/>
+        </w:rPr>
         <w:lastRenderedPageBreak/>
-        <w:t>For example:</w:t>
-      </w:r>
-    </w:p>
-    <w:p>
-      <w:pPr>
-        <w:rPr>
-          <w:rFonts w:ascii="Times New Roman" w:hAnsi="Times New Roman" w:cs="Times New Roman"/>
-          <w:sz w:val="28"/>
-          <w:szCs w:val="28"/>
-        </w:rPr>
-      </w:pPr>
-      <w:proofErr w:type="spellStart"/>
-      <w:r>
-        <w:rPr>
-          <w:rFonts w:ascii="Times New Roman" w:hAnsi="Times New Roman" w:cs="Times New Roman"/>
-          <w:sz w:val="28"/>
-          <w:szCs w:val="28"/>
-        </w:rPr>
-        <w:t>NewColumn</w:t>
-      </w:r>
-      <w:proofErr w:type="spellEnd"/>
-      <w:r>
-        <w:rPr>
-          <w:rFonts w:ascii="Times New Roman" w:hAnsi="Times New Roman" w:cs="Times New Roman"/>
-          <w:sz w:val="28"/>
-          <w:szCs w:val="28"/>
-        </w:rPr>
-        <w:t xml:space="preserve"> = [</w:t>
-      </w:r>
-      <w:proofErr w:type="spellStart"/>
-      <w:r>
-        <w:rPr>
-          <w:rFonts w:ascii="Times New Roman" w:hAnsi="Times New Roman" w:cs="Times New Roman"/>
-          <w:sz w:val="28"/>
-          <w:szCs w:val="28"/>
-        </w:rPr>
-        <w:t>OldColumn</w:t>
-      </w:r>
-      <w:proofErr w:type="spellEnd"/>
-      <w:r>
-        <w:rPr>
-          <w:rFonts w:ascii="Times New Roman" w:hAnsi="Times New Roman" w:cs="Times New Roman"/>
-          <w:sz w:val="28"/>
-          <w:szCs w:val="28"/>
-        </w:rPr>
-        <w:t>] + 10</w:t>
-      </w:r>
-    </w:p>
-    <w:p>
-      <w:pPr>
-        <w:rPr>
-          <w:rFonts w:ascii="Times New Roman" w:hAnsi="Times New Roman" w:cs="Times New Roman"/>
-          <w:b/>
-          <w:sz w:val="28"/>
-          <w:szCs w:val="28"/>
-        </w:rPr>
-      </w:pPr>
-      <w:r>
-        <w:rPr>
-          <w:rFonts w:ascii="Times New Roman" w:hAnsi="Times New Roman" w:cs="Times New Roman"/>
-          <w:b/>
-          <w:sz w:val="28"/>
-          <w:szCs w:val="28"/>
-        </w:rPr>
-        <w:t>Modify Existing Columns:</w:t>
-      </w:r>
-    </w:p>
-    <w:p>
-      <w:pPr>
-        <w:rPr>
-          <w:rFonts w:ascii="Times New Roman" w:hAnsi="Times New Roman" w:cs="Times New Roman"/>
-          <w:sz w:val="28"/>
-          <w:szCs w:val="28"/>
-        </w:rPr>
-      </w:pPr>
-    </w:p>
-    <w:p>
-      <w:pPr>
-        <w:rPr>
-          <w:rFonts w:ascii="Times New Roman" w:hAnsi="Times New Roman" w:cs="Times New Roman"/>
-          <w:sz w:val="28"/>
-          <w:szCs w:val="28"/>
-        </w:rPr>
-      </w:pPr>
-      <w:r>
-        <w:rPr>
-          <w:rFonts w:ascii="Times New Roman" w:hAnsi="Times New Roman" w:cs="Times New Roman"/>
-          <w:sz w:val="28"/>
-          <w:szCs w:val="28"/>
-        </w:rPr>
-        <w:t>To modify an existing column, select the column in the Derived Column Name column.</w:t>
-      </w:r>
-    </w:p>
-    <w:p>
-      <w:pPr>
-        <w:rPr>
-          <w:rFonts w:ascii="Times New Roman" w:hAnsi="Times New Roman" w:cs="Times New Roman"/>
-          <w:sz w:val="28"/>
-          <w:szCs w:val="28"/>
-        </w:rPr>
-      </w:pPr>
-      <w:r>
-        <w:rPr>
-          <w:rFonts w:ascii="Times New Roman" w:hAnsi="Times New Roman" w:cs="Times New Roman"/>
-          <w:sz w:val="28"/>
-          <w:szCs w:val="28"/>
-        </w:rPr>
-        <w:t>Enter the expression in the "Expression" column to define the new value for the selected column.</w:t>
-      </w:r>
-    </w:p>
-    <w:p>
-      <w:pPr>
-        <w:rPr>
-          <w:rFonts w:ascii="Times New Roman" w:hAnsi="Times New Roman" w:cs="Times New Roman"/>
-          <w:b/>
-          <w:sz w:val="28"/>
-          <w:szCs w:val="28"/>
-        </w:rPr>
-      </w:pPr>
-      <w:r>
-        <w:rPr>
-          <w:rFonts w:ascii="Times New Roman" w:hAnsi="Times New Roman" w:cs="Times New Roman"/>
-          <w:b/>
-          <w:sz w:val="28"/>
-          <w:szCs w:val="28"/>
-        </w:rPr>
-        <w:t>Expression Language:</w:t>
-      </w:r>
-    </w:p>
-    <w:p>
-      <w:pPr>
-        <w:rPr>
-          <w:rFonts w:ascii="Times New Roman" w:hAnsi="Times New Roman" w:cs="Times New Roman"/>
-          <w:sz w:val="28"/>
-          <w:szCs w:val="28"/>
-        </w:rPr>
-      </w:pPr>
-    </w:p>
-    <w:p>
-      <w:pPr>
-        <w:rPr>
-          <w:rFonts w:ascii="Times New Roman" w:hAnsi="Times New Roman" w:cs="Times New Roman"/>
-          <w:sz w:val="28"/>
-          <w:szCs w:val="28"/>
-        </w:rPr>
-      </w:pPr>
-      <w:r>
-        <w:rPr>
-          <w:rFonts w:ascii="Times New Roman" w:hAnsi="Times New Roman" w:cs="Times New Roman"/>
-          <w:sz w:val="28"/>
-          <w:szCs w:val="28"/>
-        </w:rPr>
-        <w:t>The expression language used in SSIS Derived Column Transformation is similar to SSIS expressions or expressions used in SQL Server.</w:t>
-      </w:r>
-    </w:p>
-    <w:p>
-      <w:pPr>
-        <w:rPr>
-          <w:rFonts w:ascii="Times New Roman" w:hAnsi="Times New Roman" w:cs="Times New Roman"/>
-          <w:sz w:val="28"/>
-          <w:szCs w:val="28"/>
-        </w:rPr>
-      </w:pPr>
-    </w:p>
-    <w:p>
-      <w:pPr>
-        <w:rPr>
-          <w:rFonts w:ascii="Times New Roman" w:hAnsi="Times New Roman" w:cs="Times New Roman"/>
-          <w:sz w:val="28"/>
-          <w:szCs w:val="28"/>
-        </w:rPr>
-      </w:pPr>
-    </w:p>
-    <w:p>
-      <w:pPr>
-        <w:rPr>
-          <w:rFonts w:ascii="Times New Roman" w:hAnsi="Times New Roman" w:cs="Times New Roman"/>
-          <w:sz w:val="28"/>
-          <w:szCs w:val="28"/>
-        </w:rPr>
-      </w:pPr>
-      <w:r>
-        <w:rPr>
-          <w:rFonts w:ascii="Times New Roman" w:hAnsi="Times New Roman" w:cs="Times New Roman"/>
-          <w:sz w:val="28"/>
-          <w:szCs w:val="28"/>
-        </w:rPr>
-        <w:t>For example, to concatenate two columns, the expression would be:</w:t>
-      </w:r>
-    </w:p>
-    <w:p>
-      <w:pPr>
-        <w:rPr>
-          <w:rFonts w:ascii="Times New Roman" w:hAnsi="Times New Roman" w:cs="Times New Roman"/>
-          <w:sz w:val="28"/>
-          <w:szCs w:val="28"/>
-        </w:rPr>
-      </w:pPr>
-    </w:p>
-    <w:p>
-      <w:pPr>
-        <w:rPr>
-          <w:rFonts w:ascii="Times New Roman" w:hAnsi="Times New Roman" w:cs="Times New Roman"/>
-          <w:sz w:val="28"/>
-          <w:szCs w:val="28"/>
-        </w:rPr>
-      </w:pPr>
-      <w:proofErr w:type="spellStart"/>
-      <w:r>
-        <w:rPr>
-          <w:rFonts w:ascii="Times New Roman" w:hAnsi="Times New Roman" w:cs="Times New Roman"/>
-          <w:sz w:val="28"/>
-          <w:szCs w:val="28"/>
-        </w:rPr>
-        <w:t>NewColumn</w:t>
-      </w:r>
-      <w:proofErr w:type="spellEnd"/>
-      <w:r>
-        <w:rPr>
-          <w:rFonts w:ascii="Times New Roman" w:hAnsi="Times New Roman" w:cs="Times New Roman"/>
-          <w:sz w:val="28"/>
-          <w:szCs w:val="28"/>
-        </w:rPr>
-        <w:t xml:space="preserve"> = [Column1] + " " + [Column2]</w:t>
-      </w:r>
-    </w:p>
-    <w:p>
-      <w:pPr>
-        <w:rPr>
-          <w:rFonts w:ascii="Times New Roman" w:hAnsi="Times New Roman" w:cs="Times New Roman"/>
-          <w:sz w:val="28"/>
-          <w:szCs w:val="28"/>
-        </w:rPr>
-      </w:pPr>
-      <w:r>
-        <w:rPr>
-          <w:rFonts w:ascii="Times New Roman" w:hAnsi="Times New Roman" w:cs="Times New Roman"/>
-          <w:sz w:val="28"/>
-          <w:szCs w:val="28"/>
-        </w:rPr>
-        <w:t>To convert a string column to uppercase:</w:t>
-      </w:r>
-    </w:p>
-    <w:p>
-      <w:pPr>
-        <w:rPr>
-          <w:rFonts w:ascii="Times New Roman" w:hAnsi="Times New Roman" w:cs="Times New Roman"/>
-          <w:sz w:val="28"/>
-          <w:szCs w:val="28"/>
-        </w:rPr>
-      </w:pPr>
-    </w:p>
-    <w:p>
-      <w:pPr>
-        <w:rPr>
-          <w:rFonts w:ascii="Times New Roman" w:hAnsi="Times New Roman" w:cs="Times New Roman"/>
-          <w:sz w:val="28"/>
-          <w:szCs w:val="28"/>
-        </w:rPr>
-      </w:pPr>
-      <w:proofErr w:type="spellStart"/>
-      <w:r>
-        <w:rPr>
-          <w:rFonts w:ascii="Times New Roman" w:hAnsi="Times New Roman" w:cs="Times New Roman"/>
-          <w:sz w:val="28"/>
-          <w:szCs w:val="28"/>
-        </w:rPr>
-        <w:t>UppercaseColumn</w:t>
-      </w:r>
-      <w:proofErr w:type="spellEnd"/>
-      <w:r>
-        <w:rPr>
-          <w:rFonts w:ascii="Times New Roman" w:hAnsi="Times New Roman" w:cs="Times New Roman"/>
-          <w:sz w:val="28"/>
-          <w:szCs w:val="28"/>
-        </w:rPr>
-        <w:t xml:space="preserve"> = </w:t>
+        <w:t>Data Types and Error Handling:</w:t>
+      </w:r>
+    </w:p>
+    <w:p>
+      <w:pPr>
+        <w:rPr>
+          <w:rFonts w:ascii="Times New Roman" w:hAnsi="Times New Roman" w:cs="Times New Roman"/>
+          <w:sz w:val="28"/>
+          <w:szCs w:val="28"/>
+        </w:rPr>
+      </w:pPr>
+    </w:p>
+    <w:p>
+      <w:pPr>
+        <w:rPr>
+          <w:rFonts w:ascii="Times New Roman" w:hAnsi="Times New Roman" w:cs="Times New Roman"/>
+          <w:sz w:val="28"/>
+          <w:szCs w:val="28"/>
+        </w:rPr>
+      </w:pPr>
+      <w:r>
+        <w:rPr>
+          <w:rFonts w:ascii="Times New Roman" w:hAnsi="Times New Roman" w:cs="Times New Roman"/>
+          <w:sz w:val="28"/>
+          <w:szCs w:val="28"/>
+        </w:rPr>
+        <w:t>Ensure that the data types of the new columns match your requirements. You can use functions like (DT_STR, length, codepage) or (DT_I4) to explicitly specify data types.</w:t>
+      </w:r>
+    </w:p>
+    <w:p>
+      <w:pPr>
+        <w:rPr>
+          <w:rFonts w:ascii="Times New Roman" w:hAnsi="Times New Roman" w:cs="Times New Roman"/>
+          <w:sz w:val="28"/>
+          <w:szCs w:val="28"/>
+        </w:rPr>
+      </w:pPr>
+    </w:p>
+    <w:p>
+      <w:pPr>
+        <w:rPr>
+          <w:rFonts w:ascii="Times New Roman" w:hAnsi="Times New Roman" w:cs="Times New Roman"/>
+          <w:sz w:val="28"/>
+          <w:szCs w:val="28"/>
+        </w:rPr>
+      </w:pPr>
+      <w:r>
+        <w:rPr>
+          <w:rFonts w:ascii="Times New Roman" w:hAnsi="Times New Roman" w:cs="Times New Roman"/>
+          <w:sz w:val="28"/>
+          <w:szCs w:val="28"/>
+        </w:rPr>
+        <w:t xml:space="preserve">Handle errors and null values appropriately in your expressions using functions like </w:t>
       </w:r>
       <w:proofErr w:type="gramStart"/>
       <w:r>
@@ -2794,7 +2979,7 @@
           <w:sz w:val="28"/>
           <w:szCs w:val="28"/>
         </w:rPr>
-        <w:t>UPPER(</w:t>
+        <w:t>ISNULL(</w:t>
       </w:r>
       <w:proofErr w:type="gramEnd"/>
       <w:r>
@@ -2803,295 +2988,218 @@
           <w:sz w:val="28"/>
           <w:szCs w:val="28"/>
         </w:rPr>
-        <w:t>[</w:t>
-      </w:r>
-      <w:proofErr w:type="spellStart"/>
-      <w:r>
-        <w:rPr>
-          <w:rFonts w:ascii="Times New Roman" w:hAnsi="Times New Roman" w:cs="Times New Roman"/>
-          <w:sz w:val="28"/>
-          <w:szCs w:val="28"/>
-        </w:rPr>
-        <w:t>OriginalColumn</w:t>
-      </w:r>
-      <w:proofErr w:type="spellEnd"/>
-      <w:r>
-        <w:rPr>
-          <w:rFonts w:ascii="Times New Roman" w:hAnsi="Times New Roman" w:cs="Times New Roman"/>
-          <w:sz w:val="28"/>
-          <w:szCs w:val="28"/>
-        </w:rPr>
-        <w:t>])</w:t>
-      </w:r>
-    </w:p>
-    <w:p>
-      <w:pPr>
-        <w:rPr>
-          <w:rFonts w:ascii="Times New Roman" w:hAnsi="Times New Roman" w:cs="Times New Roman"/>
-          <w:b/>
-          <w:sz w:val="28"/>
-          <w:szCs w:val="28"/>
-        </w:rPr>
-      </w:pPr>
-      <w:r>
-        <w:rPr>
-          <w:rFonts w:ascii="Times New Roman" w:hAnsi="Times New Roman" w:cs="Times New Roman"/>
-          <w:b/>
-          <w:sz w:val="28"/>
-          <w:szCs w:val="28"/>
-        </w:rPr>
-        <w:t>Data Types and Error Handling:</w:t>
-      </w:r>
-    </w:p>
-    <w:p>
-      <w:pPr>
-        <w:rPr>
-          <w:rFonts w:ascii="Times New Roman" w:hAnsi="Times New Roman" w:cs="Times New Roman"/>
-          <w:sz w:val="28"/>
-          <w:szCs w:val="28"/>
-        </w:rPr>
-      </w:pPr>
-    </w:p>
-    <w:p>
-      <w:pPr>
-        <w:rPr>
-          <w:rFonts w:ascii="Times New Roman" w:hAnsi="Times New Roman" w:cs="Times New Roman"/>
-          <w:sz w:val="28"/>
-          <w:szCs w:val="28"/>
-        </w:rPr>
-      </w:pPr>
-      <w:r>
-        <w:rPr>
-          <w:rFonts w:ascii="Times New Roman" w:hAnsi="Times New Roman" w:cs="Times New Roman"/>
-          <w:sz w:val="28"/>
-          <w:szCs w:val="28"/>
-        </w:rPr>
-        <w:t>Ensure that the data types of the new columns match your requirements. You can use functions like (DT_STR, length, codepage) or (DT_I4) to explicitly specify data types.</w:t>
-      </w:r>
-    </w:p>
-    <w:p>
-      <w:pPr>
-        <w:rPr>
-          <w:rFonts w:ascii="Times New Roman" w:hAnsi="Times New Roman" w:cs="Times New Roman"/>
-          <w:sz w:val="28"/>
-          <w:szCs w:val="28"/>
-        </w:rPr>
-      </w:pPr>
-    </w:p>
-    <w:p>
-      <w:pPr>
-        <w:rPr>
-          <w:rFonts w:ascii="Times New Roman" w:hAnsi="Times New Roman" w:cs="Times New Roman"/>
-          <w:sz w:val="28"/>
-          <w:szCs w:val="28"/>
-        </w:rPr>
-      </w:pPr>
-      <w:r>
-        <w:rPr>
-          <w:rFonts w:ascii="Times New Roman" w:hAnsi="Times New Roman" w:cs="Times New Roman"/>
-          <w:sz w:val="28"/>
-          <w:szCs w:val="28"/>
+        <w:t>) and NULL(DT_STR, length, codepage).</w:t>
+      </w:r>
+    </w:p>
+    <w:p>
+      <w:pPr>
+        <w:rPr>
+          <w:rFonts w:ascii="Times New Roman" w:hAnsi="Times New Roman" w:cs="Times New Roman"/>
+          <w:sz w:val="28"/>
+          <w:szCs w:val="28"/>
+        </w:rPr>
+      </w:pPr>
+    </w:p>
+    <w:p>
+      <w:pPr>
+        <w:rPr>
+          <w:rFonts w:ascii="Times New Roman" w:hAnsi="Times New Roman" w:cs="Times New Roman"/>
+          <w:b/>
+          <w:sz w:val="28"/>
+          <w:szCs w:val="28"/>
+        </w:rPr>
+      </w:pPr>
+      <w:r>
+        <w:rPr>
+          <w:rFonts w:ascii="Times New Roman" w:hAnsi="Times New Roman" w:cs="Times New Roman"/>
+          <w:b/>
+          <w:sz w:val="28"/>
+          <w:szCs w:val="28"/>
+        </w:rPr>
+        <w:t>Map Output:</w:t>
+      </w:r>
+    </w:p>
+    <w:p>
+      <w:pPr>
+        <w:rPr>
+          <w:rFonts w:ascii="Times New Roman" w:hAnsi="Times New Roman" w:cs="Times New Roman"/>
+          <w:sz w:val="28"/>
+          <w:szCs w:val="28"/>
+        </w:rPr>
+      </w:pPr>
+    </w:p>
+    <w:p>
+      <w:pPr>
+        <w:rPr>
+          <w:rFonts w:ascii="Times New Roman" w:hAnsi="Times New Roman" w:cs="Times New Roman"/>
+          <w:sz w:val="28"/>
+          <w:szCs w:val="28"/>
+        </w:rPr>
+      </w:pPr>
+      <w:r>
+        <w:rPr>
+          <w:rFonts w:ascii="Times New Roman" w:hAnsi="Times New Roman" w:cs="Times New Roman"/>
+          <w:sz w:val="28"/>
+          <w:szCs w:val="28"/>
+        </w:rPr>
+        <w:t>After configuring the transformations, connect the output of the Derived Column Transformation to the next component in your data flow, such as a destination or another transformation.</w:t>
+      </w:r>
+    </w:p>
+    <w:p>
+      <w:pPr>
+        <w:rPr>
+          <w:rFonts w:ascii="Times New Roman" w:hAnsi="Times New Roman" w:cs="Times New Roman"/>
+          <w:b/>
+          <w:sz w:val="28"/>
+          <w:szCs w:val="28"/>
+        </w:rPr>
+      </w:pPr>
+      <w:r>
+        <w:rPr>
+          <w:rFonts w:ascii="Times New Roman" w:hAnsi="Times New Roman" w:cs="Times New Roman"/>
+          <w:b/>
+          <w:sz w:val="28"/>
+          <w:szCs w:val="28"/>
+        </w:rPr>
+        <w:t>Execution:</w:t>
+      </w:r>
+    </w:p>
+    <w:p>
+      <w:pPr>
+        <w:rPr>
+          <w:rFonts w:ascii="Times New Roman" w:hAnsi="Times New Roman" w:cs="Times New Roman"/>
+          <w:sz w:val="28"/>
+          <w:szCs w:val="28"/>
+        </w:rPr>
+      </w:pPr>
+    </w:p>
+    <w:p>
+      <w:pPr>
+        <w:rPr>
+          <w:rFonts w:ascii="Times New Roman" w:hAnsi="Times New Roman" w:cs="Times New Roman"/>
+          <w:sz w:val="28"/>
+          <w:szCs w:val="28"/>
+        </w:rPr>
+      </w:pPr>
+      <w:r>
+        <w:rPr>
+          <w:rFonts w:ascii="Times New Roman" w:hAnsi="Times New Roman" w:cs="Times New Roman"/>
+          <w:sz w:val="28"/>
+          <w:szCs w:val="28"/>
+        </w:rPr>
+        <w:t>Run your SSIS package to see the column transformations in action.</w:t>
+      </w:r>
+    </w:p>
+    <w:p>
+      <w:pPr>
+        <w:rPr>
+          <w:rFonts w:ascii="Times New Roman" w:hAnsi="Times New Roman" w:cs="Times New Roman"/>
+          <w:sz w:val="28"/>
+          <w:szCs w:val="28"/>
+        </w:rPr>
+      </w:pPr>
+      <w:r>
+        <w:rPr>
+          <w:rFonts w:ascii="Times New Roman" w:hAnsi="Times New Roman" w:cs="Times New Roman"/>
+          <w:sz w:val="28"/>
+          <w:szCs w:val="28"/>
+        </w:rPr>
+        <w:t>Remember that SSIS provides other transformations like Data Conversion, Conditional Split, and Lookup that you can use for different scenarios depending on your data integration requirements.</w:t>
+      </w:r>
+    </w:p>
+    <w:p>
+      <w:pPr>
+        <w:rPr>
+          <w:rFonts w:ascii="Times New Roman" w:hAnsi="Times New Roman" w:cs="Times New Roman"/>
+          <w:sz w:val="28"/>
+          <w:szCs w:val="28"/>
+        </w:rPr>
+      </w:pPr>
+    </w:p>
+    <w:p>
+      <w:pPr>
+        <w:rPr>
+          <w:rFonts w:ascii="Times New Roman" w:hAnsi="Times New Roman" w:cs="Times New Roman"/>
+          <w:sz w:val="28"/>
+          <w:szCs w:val="28"/>
+        </w:rPr>
+      </w:pPr>
+    </w:p>
+    <w:p>
+      <w:pPr>
+        <w:rPr>
+          <w:rFonts w:ascii="Times New Roman" w:hAnsi="Times New Roman" w:cs="Times New Roman"/>
+          <w:sz w:val="28"/>
+          <w:szCs w:val="28"/>
+        </w:rPr>
+      </w:pPr>
+    </w:p>
+    <w:p>
+      <w:pPr>
+        <w:rPr>
+          <w:rFonts w:ascii="Times New Roman" w:hAnsi="Times New Roman" w:cs="Times New Roman"/>
+          <w:sz w:val="28"/>
+          <w:szCs w:val="28"/>
+        </w:rPr>
+      </w:pPr>
+    </w:p>
+    <w:p>
+      <w:pPr>
+        <w:rPr>
+          <w:rFonts w:ascii="Times New Roman" w:hAnsi="Times New Roman" w:cs="Times New Roman"/>
+          <w:sz w:val="28"/>
+          <w:szCs w:val="28"/>
+        </w:rPr>
+      </w:pPr>
+    </w:p>
+    <w:p>
+      <w:pPr>
+        <w:rPr>
+          <w:rFonts w:ascii="Times New Roman" w:hAnsi="Times New Roman" w:cs="Times New Roman"/>
+          <w:sz w:val="28"/>
+          <w:szCs w:val="28"/>
+        </w:rPr>
+      </w:pPr>
+    </w:p>
+    <w:p>
+      <w:pPr>
+        <w:rPr>
+          <w:rFonts w:ascii="Times New Roman" w:hAnsi="Times New Roman" w:cs="Times New Roman"/>
+          <w:sz w:val="28"/>
+          <w:szCs w:val="28"/>
+        </w:rPr>
+      </w:pPr>
+    </w:p>
+    <w:p>
+      <w:pPr>
+        <w:rPr>
+          <w:rFonts w:ascii="Times New Roman" w:hAnsi="Times New Roman" w:cs="Times New Roman"/>
+          <w:sz w:val="28"/>
+          <w:szCs w:val="28"/>
+        </w:rPr>
+      </w:pPr>
+    </w:p>
+    <w:p>
+      <w:pPr>
+        <w:rPr>
+          <w:rFonts w:ascii="Times New Roman" w:hAnsi="Times New Roman" w:cs="Times New Roman"/>
+          <w:sz w:val="28"/>
+          <w:szCs w:val="28"/>
+        </w:rPr>
+      </w:pPr>
+      <w:r>
+        <w:rPr>
+          <w:rFonts w:ascii="Times New Roman" w:eastAsia="Times New Roman" w:hAnsi="Times New Roman" w:cs="Times New Roman"/>
+          <w:b/>
+          <w:color w:val="000000"/>
+          <w:kern w:val="0"/>
+          <w:sz w:val="28"/>
+          <w:szCs w:val="28"/>
+          <w:u w:val="single"/>
         </w:rPr>
         <w:lastRenderedPageBreak/>
-        <w:t xml:space="preserve">Handle errors and null values appropriately in your expressions using functions like </w:t>
-      </w:r>
-      <w:proofErr w:type="gramStart"/>
-      <w:r>
-        <w:rPr>
-          <w:rFonts w:ascii="Times New Roman" w:hAnsi="Times New Roman" w:cs="Times New Roman"/>
-          <w:sz w:val="28"/>
-          <w:szCs w:val="28"/>
-        </w:rPr>
-        <w:t>ISNULL(</w:t>
-      </w:r>
-      <w:proofErr w:type="gramEnd"/>
-      <w:r>
-        <w:rPr>
-          <w:rFonts w:ascii="Times New Roman" w:hAnsi="Times New Roman" w:cs="Times New Roman"/>
-          <w:sz w:val="28"/>
-          <w:szCs w:val="28"/>
-        </w:rPr>
-        <w:t>) and NULL(DT_STR, length, codepage).</w:t>
-      </w:r>
-    </w:p>
-    <w:p>
-      <w:pPr>
-        <w:rPr>
-          <w:rFonts w:ascii="Times New Roman" w:hAnsi="Times New Roman" w:cs="Times New Roman"/>
-          <w:sz w:val="28"/>
-          <w:szCs w:val="28"/>
-        </w:rPr>
-      </w:pPr>
-    </w:p>
-    <w:p>
-      <w:pPr>
-        <w:rPr>
-          <w:rFonts w:ascii="Times New Roman" w:hAnsi="Times New Roman" w:cs="Times New Roman"/>
-          <w:b/>
-          <w:sz w:val="28"/>
-          <w:szCs w:val="28"/>
-        </w:rPr>
-      </w:pPr>
-      <w:r>
-        <w:rPr>
-          <w:rFonts w:ascii="Times New Roman" w:hAnsi="Times New Roman" w:cs="Times New Roman"/>
-          <w:b/>
-          <w:sz w:val="28"/>
-          <w:szCs w:val="28"/>
-        </w:rPr>
-        <w:t>Map Output:</w:t>
-      </w:r>
-    </w:p>
-    <w:p>
-      <w:pPr>
-        <w:rPr>
-          <w:rFonts w:ascii="Times New Roman" w:hAnsi="Times New Roman" w:cs="Times New Roman"/>
-          <w:sz w:val="28"/>
-          <w:szCs w:val="28"/>
-        </w:rPr>
-      </w:pPr>
-    </w:p>
-    <w:p>
-      <w:pPr>
-        <w:rPr>
-          <w:rFonts w:ascii="Times New Roman" w:hAnsi="Times New Roman" w:cs="Times New Roman"/>
-          <w:sz w:val="28"/>
-          <w:szCs w:val="28"/>
-        </w:rPr>
-      </w:pPr>
-      <w:r>
-        <w:rPr>
-          <w:rFonts w:ascii="Times New Roman" w:hAnsi="Times New Roman" w:cs="Times New Roman"/>
-          <w:sz w:val="28"/>
-          <w:szCs w:val="28"/>
-        </w:rPr>
-        <w:t>After configuring the transformations, connect the output of the Derived Column Transformation to the next component in your data flow, such as a destination or another transformation.</w:t>
-      </w:r>
-    </w:p>
-    <w:p>
-      <w:pPr>
-        <w:rPr>
-          <w:rFonts w:ascii="Times New Roman" w:hAnsi="Times New Roman" w:cs="Times New Roman"/>
-          <w:b/>
-          <w:sz w:val="28"/>
-          <w:szCs w:val="28"/>
-        </w:rPr>
-      </w:pPr>
-      <w:r>
-        <w:rPr>
-          <w:rFonts w:ascii="Times New Roman" w:hAnsi="Times New Roman" w:cs="Times New Roman"/>
-          <w:b/>
-          <w:sz w:val="28"/>
-          <w:szCs w:val="28"/>
-        </w:rPr>
-        <w:t>Execution:</w:t>
-      </w:r>
-    </w:p>
-    <w:p>
-      <w:pPr>
-        <w:rPr>
-          <w:rFonts w:ascii="Times New Roman" w:hAnsi="Times New Roman" w:cs="Times New Roman"/>
-          <w:sz w:val="28"/>
-          <w:szCs w:val="28"/>
-        </w:rPr>
-      </w:pPr>
-    </w:p>
-    <w:p>
-      <w:pPr>
-        <w:rPr>
-          <w:rFonts w:ascii="Times New Roman" w:hAnsi="Times New Roman" w:cs="Times New Roman"/>
-          <w:sz w:val="28"/>
-          <w:szCs w:val="28"/>
-        </w:rPr>
-      </w:pPr>
-      <w:r>
-        <w:rPr>
-          <w:rFonts w:ascii="Times New Roman" w:hAnsi="Times New Roman" w:cs="Times New Roman"/>
-          <w:sz w:val="28"/>
-          <w:szCs w:val="28"/>
-        </w:rPr>
-        <w:t>Run your SSIS package to see the column transformations in action.</w:t>
-      </w:r>
-    </w:p>
-    <w:p>
-      <w:pPr>
-        <w:rPr>
-          <w:rFonts w:ascii="Times New Roman" w:hAnsi="Times New Roman" w:cs="Times New Roman"/>
-          <w:sz w:val="28"/>
-          <w:szCs w:val="28"/>
-        </w:rPr>
-      </w:pPr>
-      <w:r>
-        <w:rPr>
-          <w:rFonts w:ascii="Times New Roman" w:hAnsi="Times New Roman" w:cs="Times New Roman"/>
-          <w:sz w:val="28"/>
-          <w:szCs w:val="28"/>
-        </w:rPr>
-        <w:t>Remember that SSIS provides other transformations like Data Conversion, Conditional Split, and Lookup that you can use for different scenarios depending on your data integration requirements.</w:t>
-      </w:r>
-    </w:p>
-    <w:p>
-      <w:pPr>
-        <w:rPr>
-          <w:rFonts w:ascii="Times New Roman" w:hAnsi="Times New Roman" w:cs="Times New Roman"/>
-          <w:sz w:val="28"/>
-          <w:szCs w:val="28"/>
-        </w:rPr>
-      </w:pPr>
-    </w:p>
-    <w:p>
-      <w:pPr>
-        <w:rPr>
-          <w:rFonts w:ascii="Times New Roman" w:hAnsi="Times New Roman" w:cs="Times New Roman"/>
-          <w:sz w:val="28"/>
-          <w:szCs w:val="28"/>
-        </w:rPr>
-      </w:pPr>
-    </w:p>
-    <w:p>
-      <w:pPr>
-        <w:rPr>
-          <w:rFonts w:ascii="Times New Roman" w:hAnsi="Times New Roman" w:cs="Times New Roman"/>
-          <w:sz w:val="28"/>
-          <w:szCs w:val="28"/>
-        </w:rPr>
-      </w:pPr>
-    </w:p>
-    <w:p>
-      <w:pPr>
-        <w:rPr>
-          <w:rFonts w:ascii="Times New Roman" w:hAnsi="Times New Roman" w:cs="Times New Roman"/>
-          <w:sz w:val="28"/>
-          <w:szCs w:val="28"/>
-        </w:rPr>
-      </w:pPr>
-    </w:p>
-    <w:p>
-      <w:pPr>
-        <w:rPr>
-          <w:rFonts w:ascii="Times New Roman" w:hAnsi="Times New Roman" w:cs="Times New Roman"/>
-          <w:sz w:val="28"/>
-          <w:szCs w:val="28"/>
-        </w:rPr>
-      </w:pPr>
-    </w:p>
-    <w:p>
-      <w:pPr>
-        <w:rPr>
-          <w:rFonts w:ascii="Times New Roman" w:hAnsi="Times New Roman" w:cs="Times New Roman"/>
-          <w:sz w:val="28"/>
-          <w:szCs w:val="28"/>
-        </w:rPr>
-      </w:pPr>
-    </w:p>
-    <w:p>
-      <w:pPr>
-        <w:rPr>
-          <w:rFonts w:ascii="Times New Roman" w:hAnsi="Times New Roman" w:cs="Times New Roman"/>
-          <w:sz w:val="28"/>
-          <w:szCs w:val="28"/>
-        </w:rPr>
-      </w:pPr>
+        <w:t>Row Count Transformation</w:t>
+      </w:r>
     </w:p>
     <w:p>
       <w:pPr>
@@ -3214,7 +3322,6 @@
           <w:sz w:val="28"/>
           <w:szCs w:val="28"/>
         </w:rPr>
-        <w:lastRenderedPageBreak/>
         <w:t>Drag the Row Count Transformation from the SSIS Toolbox onto the Data Flow design surface.</w:t>
       </w:r>
     </w:p>
@@ -3752,6 +3859,7 @@
           <w:sz w:val="28"/>
           <w:szCs w:val="28"/>
         </w:rPr>
+        <w:lastRenderedPageBreak/>
         <w:t>Here's a simple example expression for configuring the Row Count Transformation:</w:t>
       </w:r>
     </w:p>
@@ -3870,23 +3978,359 @@
           <w:sz w:val="28"/>
           <w:szCs w:val="28"/>
         </w:rPr>
+        <w:t>Keep in mind that the Row Count Transformation is a straightforward component, but it can be a valuable tool for creating conditional logic or for auditing the flow of data through your SSIS packages.</w:t>
+      </w:r>
+    </w:p>
+    <w:p>
+      <w:pPr>
+        <w:spacing w:after="100" w:line="240" w:lineRule="auto"/>
+        <w:rPr>
+          <w:rFonts w:ascii="Times New Roman" w:eastAsia="Times New Roman" w:hAnsi="Times New Roman" w:cs="Times New Roman"/>
+          <w:b/>
+          <w:bCs/>
+          <w:color w:val="000000"/>
+          <w:kern w:val="0"/>
+          <w:sz w:val="28"/>
+          <w:szCs w:val="28"/>
+        </w:rPr>
+      </w:pPr>
+    </w:p>
+    <w:p>
+      <w:pPr>
+        <w:spacing w:after="100" w:line="240" w:lineRule="auto"/>
+        <w:rPr>
+          <w:rFonts w:ascii="Times New Roman" w:eastAsia="Times New Roman" w:hAnsi="Times New Roman" w:cs="Times New Roman"/>
+          <w:b/>
+          <w:kern w:val="0"/>
+          <w:sz w:val="28"/>
+          <w:szCs w:val="28"/>
+          <w:u w:val="single"/>
+        </w:rPr>
+      </w:pPr>
+      <w:r>
+        <w:rPr>
+          <w:rFonts w:ascii="Times New Roman" w:eastAsia="Times New Roman" w:hAnsi="Times New Roman" w:cs="Times New Roman"/>
+          <w:b/>
+          <w:bCs/>
+          <w:color w:val="000000"/>
+          <w:kern w:val="0"/>
+          <w:sz w:val="28"/>
+          <w:szCs w:val="28"/>
+          <w:u w:val="single"/>
+        </w:rPr>
+        <w:t>S</w:t>
+      </w:r>
+      <w:r>
+        <w:rPr>
+          <w:rFonts w:ascii="Times New Roman" w:eastAsia="Times New Roman" w:hAnsi="Times New Roman" w:cs="Times New Roman"/>
+          <w:b/>
+          <w:kern w:val="0"/>
+          <w:sz w:val="28"/>
+          <w:szCs w:val="28"/>
+          <w:u w:val="single"/>
+        </w:rPr>
+        <w:t xml:space="preserve">ort </w:t>
+      </w:r>
+      <w:proofErr w:type="spellStart"/>
+      <w:r>
+        <w:rPr>
+          <w:rFonts w:ascii="Times New Roman" w:eastAsia="Times New Roman" w:hAnsi="Times New Roman" w:cs="Times New Roman"/>
+          <w:b/>
+          <w:kern w:val="0"/>
+          <w:sz w:val="28"/>
+          <w:szCs w:val="28"/>
+          <w:u w:val="single"/>
+        </w:rPr>
+        <w:t>tranformation</w:t>
+      </w:r>
+      <w:proofErr w:type="spellEnd"/>
+      <w:r>
+        <w:rPr>
+          <w:rFonts w:ascii="Times New Roman" w:eastAsia="Times New Roman" w:hAnsi="Times New Roman" w:cs="Times New Roman"/>
+          <w:b/>
+          <w:kern w:val="0"/>
+          <w:sz w:val="28"/>
+          <w:szCs w:val="28"/>
+          <w:u w:val="single"/>
+        </w:rPr>
+        <w:t xml:space="preserve"> in SSIS</w:t>
+      </w:r>
+      <w:r>
+        <w:rPr>
+          <w:rFonts w:ascii="Times New Roman" w:eastAsia="Times New Roman" w:hAnsi="Times New Roman" w:cs="Times New Roman"/>
+          <w:b/>
+          <w:kern w:val="0"/>
+          <w:sz w:val="28"/>
+          <w:szCs w:val="28"/>
+          <w:u w:val="single"/>
+        </w:rPr>
+        <w:t>:</w:t>
+      </w:r>
+    </w:p>
+    <w:p>
+      <w:pPr>
+        <w:spacing w:after="100" w:line="240" w:lineRule="auto"/>
+        <w:rPr>
+          <w:rFonts w:ascii="Times New Roman" w:eastAsia="Times New Roman" w:hAnsi="Times New Roman" w:cs="Times New Roman"/>
+          <w:b/>
+          <w:kern w:val="0"/>
+          <w:sz w:val="28"/>
+          <w:szCs w:val="28"/>
+          <w:u w:val="single"/>
+        </w:rPr>
+      </w:pPr>
+    </w:p>
+    <w:p>
+      <w:pPr>
+        <w:spacing w:after="100" w:line="240" w:lineRule="auto"/>
+        <w:rPr>
+          <w:rFonts w:ascii="Times New Roman" w:eastAsia="Times New Roman" w:hAnsi="Times New Roman" w:cs="Times New Roman"/>
+          <w:kern w:val="0"/>
+          <w:sz w:val="28"/>
+          <w:szCs w:val="28"/>
+        </w:rPr>
+      </w:pPr>
+      <w:r>
+        <w:rPr>
+          <w:rFonts w:ascii="Times New Roman" w:eastAsia="Times New Roman" w:hAnsi="Times New Roman" w:cs="Times New Roman"/>
+          <w:kern w:val="0"/>
+          <w:sz w:val="28"/>
+          <w:szCs w:val="28"/>
+        </w:rPr>
+        <w:t>In SQL Server Integration Services (SSIS), the Sort Transformation is a data flow transformation that allows you to sort data based on one or more columns. Sorting is a common operation in data integration scenarios, and the Sort Transformation is used to arrange rows in a specified order within the data flow. The sorted data can then be used for downstream processing or loaded into a destination in a specific order.</w:t>
+      </w:r>
+    </w:p>
+    <w:p>
+      <w:pPr>
+        <w:spacing w:after="100" w:line="240" w:lineRule="auto"/>
+        <w:rPr>
+          <w:rFonts w:ascii="Times New Roman" w:eastAsia="Times New Roman" w:hAnsi="Times New Roman" w:cs="Times New Roman"/>
+          <w:kern w:val="0"/>
+          <w:sz w:val="28"/>
+          <w:szCs w:val="28"/>
+        </w:rPr>
+      </w:pPr>
+    </w:p>
+    <w:p>
+      <w:pPr>
+        <w:spacing w:after="100" w:line="240" w:lineRule="auto"/>
+        <w:rPr>
+          <w:rFonts w:ascii="Times New Roman" w:eastAsia="Times New Roman" w:hAnsi="Times New Roman" w:cs="Times New Roman"/>
+          <w:kern w:val="0"/>
+          <w:sz w:val="28"/>
+          <w:szCs w:val="28"/>
+        </w:rPr>
+      </w:pPr>
+      <w:r>
+        <w:rPr>
+          <w:rFonts w:ascii="Times New Roman" w:eastAsia="Times New Roman" w:hAnsi="Times New Roman" w:cs="Times New Roman"/>
+          <w:kern w:val="0"/>
+          <w:sz w:val="28"/>
+          <w:szCs w:val="28"/>
+        </w:rPr>
+        <w:t>Here are the key components and features of the Sort Transformation in SSIS:</w:t>
+      </w:r>
+    </w:p>
+    <w:p>
+      <w:pPr>
+        <w:spacing w:after="100" w:line="240" w:lineRule="auto"/>
+        <w:rPr>
+          <w:rFonts w:ascii="Times New Roman" w:eastAsia="Times New Roman" w:hAnsi="Times New Roman" w:cs="Times New Roman"/>
+          <w:kern w:val="0"/>
+          <w:sz w:val="28"/>
+          <w:szCs w:val="28"/>
+        </w:rPr>
+      </w:pPr>
+    </w:p>
+    <w:p>
+      <w:pPr>
+        <w:spacing w:after="100" w:line="240" w:lineRule="auto"/>
+        <w:rPr>
+          <w:rFonts w:ascii="Times New Roman" w:eastAsia="Times New Roman" w:hAnsi="Times New Roman" w:cs="Times New Roman"/>
+          <w:b/>
+          <w:kern w:val="0"/>
+          <w:sz w:val="28"/>
+          <w:szCs w:val="28"/>
+        </w:rPr>
+      </w:pPr>
+      <w:r>
+        <w:rPr>
+          <w:rFonts w:ascii="Times New Roman" w:eastAsia="Times New Roman" w:hAnsi="Times New Roman" w:cs="Times New Roman"/>
+          <w:b/>
+          <w:kern w:val="0"/>
+          <w:sz w:val="28"/>
+          <w:szCs w:val="28"/>
+        </w:rPr>
+        <w:t>Configuration:</w:t>
+      </w:r>
+    </w:p>
+    <w:p>
+      <w:pPr>
+        <w:spacing w:after="100" w:line="240" w:lineRule="auto"/>
+        <w:rPr>
+          <w:rFonts w:ascii="Times New Roman" w:eastAsia="Times New Roman" w:hAnsi="Times New Roman" w:cs="Times New Roman"/>
+          <w:kern w:val="0"/>
+          <w:sz w:val="28"/>
+          <w:szCs w:val="28"/>
+        </w:rPr>
+      </w:pPr>
+    </w:p>
+    <w:p>
+      <w:pPr>
+        <w:spacing w:after="100" w:line="240" w:lineRule="auto"/>
+        <w:rPr>
+          <w:rFonts w:ascii="Times New Roman" w:eastAsia="Times New Roman" w:hAnsi="Times New Roman" w:cs="Times New Roman"/>
+          <w:kern w:val="0"/>
+          <w:sz w:val="28"/>
+          <w:szCs w:val="28"/>
+        </w:rPr>
+      </w:pPr>
+      <w:r>
+        <w:rPr>
+          <w:rFonts w:ascii="Times New Roman" w:eastAsia="Times New Roman" w:hAnsi="Times New Roman" w:cs="Times New Roman"/>
+          <w:kern w:val="0"/>
+          <w:sz w:val="28"/>
+          <w:szCs w:val="28"/>
+        </w:rPr>
+        <w:t>When you add a Sort Transformation to the Data Flow canvas, you configure it by specifying the columns by which the data should be sorted.</w:t>
+      </w:r>
+    </w:p>
+    <w:p>
+      <w:pPr>
+        <w:spacing w:after="100" w:line="240" w:lineRule="auto"/>
+        <w:rPr>
+          <w:rFonts w:ascii="Times New Roman" w:eastAsia="Times New Roman" w:hAnsi="Times New Roman" w:cs="Times New Roman"/>
+          <w:kern w:val="0"/>
+          <w:sz w:val="28"/>
+          <w:szCs w:val="28"/>
+        </w:rPr>
+      </w:pPr>
+      <w:r>
+        <w:rPr>
+          <w:rFonts w:ascii="Times New Roman" w:eastAsia="Times New Roman" w:hAnsi="Times New Roman" w:cs="Times New Roman"/>
+          <w:kern w:val="0"/>
+          <w:sz w:val="28"/>
+          <w:szCs w:val="28"/>
+        </w:rPr>
+        <w:t>You can choose to sort columns in ascending or descending order.</w:t>
+      </w:r>
+    </w:p>
+    <w:p>
+      <w:pPr>
+        <w:spacing w:after="100" w:line="240" w:lineRule="auto"/>
+        <w:rPr>
+          <w:rFonts w:ascii="Times New Roman" w:eastAsia="Times New Roman" w:hAnsi="Times New Roman" w:cs="Times New Roman"/>
+          <w:b/>
+          <w:kern w:val="0"/>
+          <w:sz w:val="28"/>
+          <w:szCs w:val="28"/>
+        </w:rPr>
+      </w:pPr>
+      <w:r>
+        <w:rPr>
+          <w:rFonts w:ascii="Times New Roman" w:eastAsia="Times New Roman" w:hAnsi="Times New Roman" w:cs="Times New Roman"/>
+          <w:b/>
+          <w:kern w:val="0"/>
+          <w:sz w:val="28"/>
+          <w:szCs w:val="28"/>
+        </w:rPr>
+        <w:t>Input and Output:</w:t>
+      </w:r>
+    </w:p>
+    <w:p>
+      <w:pPr>
+        <w:spacing w:after="100" w:line="240" w:lineRule="auto"/>
+        <w:rPr>
+          <w:rFonts w:ascii="Times New Roman" w:eastAsia="Times New Roman" w:hAnsi="Times New Roman" w:cs="Times New Roman"/>
+          <w:kern w:val="0"/>
+          <w:sz w:val="28"/>
+          <w:szCs w:val="28"/>
+        </w:rPr>
+      </w:pPr>
+    </w:p>
+    <w:p>
+      <w:pPr>
+        <w:spacing w:after="100" w:line="240" w:lineRule="auto"/>
+        <w:rPr>
+          <w:rFonts w:ascii="Times New Roman" w:eastAsia="Times New Roman" w:hAnsi="Times New Roman" w:cs="Times New Roman"/>
+          <w:kern w:val="0"/>
+          <w:sz w:val="28"/>
+          <w:szCs w:val="28"/>
+        </w:rPr>
+      </w:pPr>
+      <w:r>
+        <w:rPr>
+          <w:rFonts w:ascii="Times New Roman" w:eastAsia="Times New Roman" w:hAnsi="Times New Roman" w:cs="Times New Roman"/>
+          <w:kern w:val="0"/>
+          <w:sz w:val="28"/>
+          <w:szCs w:val="28"/>
+        </w:rPr>
+        <w:t>The Sort Transformation takes input from a preceding component in the data flow (e.g., a source like OLE DB Source or Flat File Source).</w:t>
+      </w:r>
+    </w:p>
+    <w:p>
+      <w:pPr>
+        <w:spacing w:after="100" w:line="240" w:lineRule="auto"/>
+        <w:rPr>
+          <w:rFonts w:ascii="Times New Roman" w:eastAsia="Times New Roman" w:hAnsi="Times New Roman" w:cs="Times New Roman"/>
+          <w:kern w:val="0"/>
+          <w:sz w:val="28"/>
+          <w:szCs w:val="28"/>
+        </w:rPr>
+      </w:pPr>
+    </w:p>
+    <w:p>
+      <w:pPr>
+        <w:spacing w:after="100" w:line="240" w:lineRule="auto"/>
+        <w:rPr>
+          <w:rFonts w:ascii="Times New Roman" w:eastAsia="Times New Roman" w:hAnsi="Times New Roman" w:cs="Times New Roman"/>
+          <w:kern w:val="0"/>
+          <w:sz w:val="28"/>
+          <w:szCs w:val="28"/>
+        </w:rPr>
+      </w:pPr>
+    </w:p>
+    <w:p>
+      <w:pPr>
+        <w:spacing w:after="100" w:line="240" w:lineRule="auto"/>
+        <w:rPr>
+          <w:rFonts w:ascii="Times New Roman" w:eastAsia="Times New Roman" w:hAnsi="Times New Roman" w:cs="Times New Roman"/>
+          <w:kern w:val="0"/>
+          <w:sz w:val="28"/>
+          <w:szCs w:val="28"/>
+        </w:rPr>
+      </w:pPr>
+    </w:p>
+    <w:p>
+      <w:pPr>
+        <w:spacing w:after="100" w:line="240" w:lineRule="auto"/>
+        <w:rPr>
+          <w:rFonts w:ascii="Times New Roman" w:eastAsia="Times New Roman" w:hAnsi="Times New Roman" w:cs="Times New Roman"/>
+          <w:kern w:val="0"/>
+          <w:sz w:val="28"/>
+          <w:szCs w:val="28"/>
+        </w:rPr>
+      </w:pPr>
+      <w:r>
+        <w:rPr>
+          <w:rFonts w:ascii="Times New Roman" w:eastAsia="Times New Roman" w:hAnsi="Times New Roman" w:cs="Times New Roman"/>
+          <w:b/>
+          <w:kern w:val="0"/>
+          <w:sz w:val="28"/>
+          <w:szCs w:val="28"/>
+        </w:rPr>
         <w:lastRenderedPageBreak/>
-        <w:t>Keep in mind that the Row Count Transformation is a straightforward component, but it can be a valuable tool for creating conditional logic or for auditing the flow of data through your SSIS packages.</w:t>
-      </w:r>
-    </w:p>
-    <w:p>
-      <w:pPr>
-        <w:spacing w:after="0" w:line="240" w:lineRule="auto"/>
-        <w:rPr>
-          <w:rFonts w:ascii="Times New Roman" w:eastAsia="Times New Roman" w:hAnsi="Times New Roman" w:cs="Times New Roman"/>
-          <w:b/>
-          <w:bCs/>
-          <w:color w:val="000000"/>
-          <w:kern w:val="0"/>
-          <w:sz w:val="28"/>
-          <w:szCs w:val="28"/>
-        </w:rPr>
-      </w:pPr>
+        <w:t>It produces two outputs:</w:t>
+      </w:r>
+      <w:r>
+        <w:rPr>
+          <w:rFonts w:ascii="Times New Roman" w:eastAsia="Times New Roman" w:hAnsi="Times New Roman" w:cs="Times New Roman"/>
+          <w:kern w:val="0"/>
+          <w:sz w:val="28"/>
+          <w:szCs w:val="28"/>
+        </w:rPr>
+        <w:t xml:space="preserve"> Sorted Data Output and Unsorted Data Output.</w:t>
+      </w:r>
     </w:p>
     <w:p>
       <w:pPr>
@@ -3897,9 +4341,995 @@
           <w:kern w:val="0"/>
           <w:sz w:val="28"/>
           <w:szCs w:val="28"/>
+        </w:rPr>
+      </w:pPr>
+      <w:r>
+        <w:rPr>
+          <w:rFonts w:ascii="Times New Roman" w:eastAsia="Times New Roman" w:hAnsi="Times New Roman" w:cs="Times New Roman"/>
+          <w:b/>
+          <w:kern w:val="0"/>
+          <w:sz w:val="28"/>
+          <w:szCs w:val="28"/>
+        </w:rPr>
+        <w:t>Sorted Data Output:</w:t>
+      </w:r>
+    </w:p>
+    <w:p>
+      <w:pPr>
+        <w:spacing w:after="100" w:line="240" w:lineRule="auto"/>
+        <w:rPr>
+          <w:rFonts w:ascii="Times New Roman" w:eastAsia="Times New Roman" w:hAnsi="Times New Roman" w:cs="Times New Roman"/>
+          <w:kern w:val="0"/>
+          <w:sz w:val="28"/>
+          <w:szCs w:val="28"/>
+        </w:rPr>
+      </w:pPr>
+    </w:p>
+    <w:p>
+      <w:pPr>
+        <w:spacing w:after="100" w:line="240" w:lineRule="auto"/>
+        <w:rPr>
+          <w:rFonts w:ascii="Times New Roman" w:eastAsia="Times New Roman" w:hAnsi="Times New Roman" w:cs="Times New Roman"/>
+          <w:kern w:val="0"/>
+          <w:sz w:val="28"/>
+          <w:szCs w:val="28"/>
+        </w:rPr>
+      </w:pPr>
+      <w:r>
+        <w:rPr>
+          <w:rFonts w:ascii="Times New Roman" w:eastAsia="Times New Roman" w:hAnsi="Times New Roman" w:cs="Times New Roman"/>
+          <w:kern w:val="0"/>
+          <w:sz w:val="28"/>
+          <w:szCs w:val="28"/>
+        </w:rPr>
+        <w:t>The Sorted Data Output contains the rows sorted based on the specified columns and order.</w:t>
+      </w:r>
+    </w:p>
+    <w:p>
+      <w:pPr>
+        <w:spacing w:after="100" w:line="240" w:lineRule="auto"/>
+        <w:rPr>
+          <w:rFonts w:ascii="Times New Roman" w:eastAsia="Times New Roman" w:hAnsi="Times New Roman" w:cs="Times New Roman"/>
+          <w:kern w:val="0"/>
+          <w:sz w:val="28"/>
+          <w:szCs w:val="28"/>
+        </w:rPr>
+      </w:pPr>
+      <w:r>
+        <w:rPr>
+          <w:rFonts w:ascii="Times New Roman" w:eastAsia="Times New Roman" w:hAnsi="Times New Roman" w:cs="Times New Roman"/>
+          <w:kern w:val="0"/>
+          <w:sz w:val="28"/>
+          <w:szCs w:val="28"/>
+        </w:rPr>
+        <w:t>This output is typically connected to downstream components for further processing, such as merging, aggregating, or loading into a destination.</w:t>
+      </w:r>
+    </w:p>
+    <w:p>
+      <w:pPr>
+        <w:spacing w:after="100" w:line="240" w:lineRule="auto"/>
+        <w:rPr>
+          <w:rFonts w:ascii="Times New Roman" w:eastAsia="Times New Roman" w:hAnsi="Times New Roman" w:cs="Times New Roman"/>
+          <w:b/>
+          <w:kern w:val="0"/>
+          <w:sz w:val="28"/>
+          <w:szCs w:val="28"/>
+        </w:rPr>
+      </w:pPr>
+      <w:r>
+        <w:rPr>
+          <w:rFonts w:ascii="Times New Roman" w:eastAsia="Times New Roman" w:hAnsi="Times New Roman" w:cs="Times New Roman"/>
+          <w:b/>
+          <w:kern w:val="0"/>
+          <w:sz w:val="28"/>
+          <w:szCs w:val="28"/>
+        </w:rPr>
+        <w:t>Unsorted Data Output:</w:t>
+      </w:r>
+    </w:p>
+    <w:p>
+      <w:pPr>
+        <w:spacing w:after="100" w:line="240" w:lineRule="auto"/>
+        <w:rPr>
+          <w:rFonts w:ascii="Times New Roman" w:eastAsia="Times New Roman" w:hAnsi="Times New Roman" w:cs="Times New Roman"/>
+          <w:kern w:val="0"/>
+          <w:sz w:val="28"/>
+          <w:szCs w:val="28"/>
+        </w:rPr>
+      </w:pPr>
+    </w:p>
+    <w:p>
+      <w:pPr>
+        <w:spacing w:after="100" w:line="240" w:lineRule="auto"/>
+        <w:rPr>
+          <w:rFonts w:ascii="Times New Roman" w:eastAsia="Times New Roman" w:hAnsi="Times New Roman" w:cs="Times New Roman"/>
+          <w:kern w:val="0"/>
+          <w:sz w:val="28"/>
+          <w:szCs w:val="28"/>
+        </w:rPr>
+      </w:pPr>
+      <w:r>
+        <w:rPr>
+          <w:rFonts w:ascii="Times New Roman" w:eastAsia="Times New Roman" w:hAnsi="Times New Roman" w:cs="Times New Roman"/>
+          <w:kern w:val="0"/>
+          <w:sz w:val="28"/>
+          <w:szCs w:val="28"/>
+        </w:rPr>
+        <w:t>The Unsorted Data Output contains any rows that could not be sorted based on the specified columns.</w:t>
+      </w:r>
+    </w:p>
+    <w:p>
+      <w:pPr>
+        <w:spacing w:after="100" w:line="240" w:lineRule="auto"/>
+        <w:rPr>
+          <w:rFonts w:ascii="Times New Roman" w:eastAsia="Times New Roman" w:hAnsi="Times New Roman" w:cs="Times New Roman"/>
+          <w:kern w:val="0"/>
+          <w:sz w:val="28"/>
+          <w:szCs w:val="28"/>
+        </w:rPr>
+      </w:pPr>
+      <w:r>
+        <w:rPr>
+          <w:rFonts w:ascii="Times New Roman" w:eastAsia="Times New Roman" w:hAnsi="Times New Roman" w:cs="Times New Roman"/>
+          <w:kern w:val="0"/>
+          <w:sz w:val="28"/>
+          <w:szCs w:val="28"/>
+        </w:rPr>
+        <w:t>It's important to handle unsorted data appropriately, depending on your workflow and requirements.</w:t>
+      </w:r>
+    </w:p>
+    <w:p>
+      <w:pPr>
+        <w:spacing w:after="100" w:line="240" w:lineRule="auto"/>
+        <w:rPr>
+          <w:rFonts w:ascii="Times New Roman" w:eastAsia="Times New Roman" w:hAnsi="Times New Roman" w:cs="Times New Roman"/>
+          <w:b/>
+          <w:kern w:val="0"/>
+          <w:sz w:val="28"/>
+          <w:szCs w:val="28"/>
+        </w:rPr>
+      </w:pPr>
+      <w:r>
+        <w:rPr>
+          <w:rFonts w:ascii="Times New Roman" w:eastAsia="Times New Roman" w:hAnsi="Times New Roman" w:cs="Times New Roman"/>
+          <w:b/>
+          <w:kern w:val="0"/>
+          <w:sz w:val="28"/>
+          <w:szCs w:val="28"/>
+        </w:rPr>
+        <w:t>Options for Handling Duplicate Values:</w:t>
+      </w:r>
+    </w:p>
+    <w:p>
+      <w:pPr>
+        <w:spacing w:after="100" w:line="240" w:lineRule="auto"/>
+        <w:rPr>
+          <w:rFonts w:ascii="Times New Roman" w:eastAsia="Times New Roman" w:hAnsi="Times New Roman" w:cs="Times New Roman"/>
+          <w:kern w:val="0"/>
+          <w:sz w:val="28"/>
+          <w:szCs w:val="28"/>
+        </w:rPr>
+      </w:pPr>
+    </w:p>
+    <w:p>
+      <w:pPr>
+        <w:spacing w:after="100" w:line="240" w:lineRule="auto"/>
+        <w:rPr>
+          <w:rFonts w:ascii="Times New Roman" w:eastAsia="Times New Roman" w:hAnsi="Times New Roman" w:cs="Times New Roman"/>
+          <w:kern w:val="0"/>
+          <w:sz w:val="28"/>
+          <w:szCs w:val="28"/>
+        </w:rPr>
+      </w:pPr>
+      <w:r>
+        <w:rPr>
+          <w:rFonts w:ascii="Times New Roman" w:eastAsia="Times New Roman" w:hAnsi="Times New Roman" w:cs="Times New Roman"/>
+          <w:kern w:val="0"/>
+          <w:sz w:val="28"/>
+          <w:szCs w:val="28"/>
+        </w:rPr>
+        <w:t>The Sort Transformation provides options for handling duplicate values during the sorting process.</w:t>
+      </w:r>
+    </w:p>
+    <w:p>
+      <w:pPr>
+        <w:spacing w:after="100" w:line="240" w:lineRule="auto"/>
+        <w:rPr>
+          <w:rFonts w:ascii="Times New Roman" w:eastAsia="Times New Roman" w:hAnsi="Times New Roman" w:cs="Times New Roman"/>
+          <w:kern w:val="0"/>
+          <w:sz w:val="28"/>
+          <w:szCs w:val="28"/>
+        </w:rPr>
+      </w:pPr>
+      <w:r>
+        <w:rPr>
+          <w:rFonts w:ascii="Times New Roman" w:eastAsia="Times New Roman" w:hAnsi="Times New Roman" w:cs="Times New Roman"/>
+          <w:kern w:val="0"/>
+          <w:sz w:val="28"/>
+          <w:szCs w:val="28"/>
+        </w:rPr>
+        <w:t>You can choose to keep all duplicate values or eliminate duplicates, retaining only one instance of each unique value.</w:t>
+      </w:r>
+    </w:p>
+    <w:p>
+      <w:pPr>
+        <w:spacing w:after="100" w:line="240" w:lineRule="auto"/>
+        <w:rPr>
+          <w:rFonts w:ascii="Times New Roman" w:eastAsia="Times New Roman" w:hAnsi="Times New Roman" w:cs="Times New Roman"/>
+          <w:b/>
+          <w:kern w:val="0"/>
+          <w:sz w:val="28"/>
+          <w:szCs w:val="28"/>
+        </w:rPr>
+      </w:pPr>
+      <w:r>
+        <w:rPr>
+          <w:rFonts w:ascii="Times New Roman" w:eastAsia="Times New Roman" w:hAnsi="Times New Roman" w:cs="Times New Roman"/>
+          <w:b/>
+          <w:kern w:val="0"/>
+          <w:sz w:val="28"/>
+          <w:szCs w:val="28"/>
+        </w:rPr>
+        <w:t>Memory and Performance Considerations:</w:t>
+      </w:r>
+    </w:p>
+    <w:p>
+      <w:pPr>
+        <w:spacing w:after="100" w:line="240" w:lineRule="auto"/>
+        <w:rPr>
+          <w:rFonts w:ascii="Times New Roman" w:eastAsia="Times New Roman" w:hAnsi="Times New Roman" w:cs="Times New Roman"/>
+          <w:kern w:val="0"/>
+          <w:sz w:val="28"/>
+          <w:szCs w:val="28"/>
+        </w:rPr>
+      </w:pPr>
+    </w:p>
+    <w:p>
+      <w:pPr>
+        <w:spacing w:after="100" w:line="240" w:lineRule="auto"/>
+        <w:rPr>
+          <w:rFonts w:ascii="Times New Roman" w:eastAsia="Times New Roman" w:hAnsi="Times New Roman" w:cs="Times New Roman"/>
+          <w:kern w:val="0"/>
+          <w:sz w:val="28"/>
+          <w:szCs w:val="28"/>
+        </w:rPr>
+      </w:pPr>
+      <w:r>
+        <w:rPr>
+          <w:rFonts w:ascii="Times New Roman" w:eastAsia="Times New Roman" w:hAnsi="Times New Roman" w:cs="Times New Roman"/>
+          <w:kern w:val="0"/>
+          <w:sz w:val="28"/>
+          <w:szCs w:val="28"/>
+        </w:rPr>
+        <w:t>Sorting large datasets can be memory-intensive. The Sort Transformation provides options to manage memory usage.</w:t>
+      </w:r>
+    </w:p>
+    <w:p>
+      <w:pPr>
+        <w:spacing w:after="100" w:line="240" w:lineRule="auto"/>
+        <w:rPr>
+          <w:rFonts w:ascii="Times New Roman" w:eastAsia="Times New Roman" w:hAnsi="Times New Roman" w:cs="Times New Roman"/>
+          <w:kern w:val="0"/>
+          <w:sz w:val="28"/>
+          <w:szCs w:val="28"/>
+        </w:rPr>
+      </w:pPr>
+      <w:r>
+        <w:rPr>
+          <w:rFonts w:ascii="Times New Roman" w:eastAsia="Times New Roman" w:hAnsi="Times New Roman" w:cs="Times New Roman"/>
+          <w:kern w:val="0"/>
+          <w:sz w:val="28"/>
+          <w:szCs w:val="28"/>
+        </w:rPr>
+        <w:t>You can choose to use the sort properties in memory, use external storage for sorting, or a combination of both.</w:t>
+      </w:r>
+    </w:p>
+    <w:p>
+      <w:pPr>
+        <w:spacing w:after="100" w:line="240" w:lineRule="auto"/>
+        <w:rPr>
+          <w:rFonts w:ascii="Times New Roman" w:eastAsia="Times New Roman" w:hAnsi="Times New Roman" w:cs="Times New Roman"/>
+          <w:b/>
+          <w:kern w:val="0"/>
+          <w:sz w:val="28"/>
+          <w:szCs w:val="28"/>
+        </w:rPr>
+      </w:pPr>
+      <w:r>
+        <w:rPr>
+          <w:rFonts w:ascii="Times New Roman" w:eastAsia="Times New Roman" w:hAnsi="Times New Roman" w:cs="Times New Roman"/>
+          <w:b/>
+          <w:kern w:val="0"/>
+          <w:sz w:val="28"/>
+          <w:szCs w:val="28"/>
+        </w:rPr>
+        <w:t>Usage Scenarios:</w:t>
+      </w:r>
+    </w:p>
+    <w:p>
+      <w:pPr>
+        <w:spacing w:after="100" w:line="240" w:lineRule="auto"/>
+        <w:rPr>
+          <w:rFonts w:ascii="Times New Roman" w:eastAsia="Times New Roman" w:hAnsi="Times New Roman" w:cs="Times New Roman"/>
+          <w:kern w:val="0"/>
+          <w:sz w:val="28"/>
+          <w:szCs w:val="28"/>
+        </w:rPr>
+      </w:pPr>
+    </w:p>
+    <w:p>
+      <w:pPr>
+        <w:spacing w:after="100" w:line="240" w:lineRule="auto"/>
+        <w:rPr>
+          <w:rFonts w:ascii="Times New Roman" w:eastAsia="Times New Roman" w:hAnsi="Times New Roman" w:cs="Times New Roman"/>
+          <w:kern w:val="0"/>
+          <w:sz w:val="28"/>
+          <w:szCs w:val="28"/>
+        </w:rPr>
+      </w:pPr>
+      <w:r>
+        <w:rPr>
+          <w:rFonts w:ascii="Times New Roman" w:eastAsia="Times New Roman" w:hAnsi="Times New Roman" w:cs="Times New Roman"/>
+          <w:kern w:val="0"/>
+          <w:sz w:val="28"/>
+          <w:szCs w:val="28"/>
+        </w:rPr>
+        <w:t>Sorting data before loading it into a destination to improve performance or meet specific requirements.</w:t>
+      </w:r>
+    </w:p>
+    <w:p>
+      <w:pPr>
+        <w:spacing w:after="100" w:line="240" w:lineRule="auto"/>
+        <w:rPr>
+          <w:rFonts w:ascii="Times New Roman" w:eastAsia="Times New Roman" w:hAnsi="Times New Roman" w:cs="Times New Roman"/>
+          <w:kern w:val="0"/>
+          <w:sz w:val="28"/>
+          <w:szCs w:val="28"/>
+        </w:rPr>
+      </w:pPr>
+      <w:proofErr w:type="gramStart"/>
+      <w:r>
+        <w:rPr>
+          <w:rFonts w:ascii="Times New Roman" w:eastAsia="Times New Roman" w:hAnsi="Times New Roman" w:cs="Times New Roman"/>
+          <w:kern w:val="0"/>
+          <w:sz w:val="28"/>
+          <w:szCs w:val="28"/>
+        </w:rPr>
+        <w:t>Preparing data for merging or joining with other datasets.</w:t>
+      </w:r>
+      <w:proofErr w:type="gramEnd"/>
+    </w:p>
+    <w:p>
+      <w:pPr>
+        <w:spacing w:after="100" w:line="240" w:lineRule="auto"/>
+        <w:rPr>
+          <w:rFonts w:ascii="Times New Roman" w:eastAsia="Times New Roman" w:hAnsi="Times New Roman" w:cs="Times New Roman"/>
+          <w:kern w:val="0"/>
+          <w:sz w:val="28"/>
+          <w:szCs w:val="28"/>
+        </w:rPr>
+      </w:pPr>
+      <w:proofErr w:type="gramStart"/>
+      <w:r>
+        <w:rPr>
+          <w:rFonts w:ascii="Times New Roman" w:eastAsia="Times New Roman" w:hAnsi="Times New Roman" w:cs="Times New Roman"/>
+          <w:kern w:val="0"/>
+          <w:sz w:val="28"/>
+          <w:szCs w:val="28"/>
+        </w:rPr>
+        <w:t>Organizing data for efficient processing in subsequent transformations or components.</w:t>
+      </w:r>
+      <w:proofErr w:type="gramEnd"/>
+    </w:p>
+    <w:p>
+      <w:pPr>
+        <w:spacing w:after="100" w:line="240" w:lineRule="auto"/>
+        <w:rPr>
+          <w:rFonts w:ascii="Times New Roman" w:eastAsia="Times New Roman" w:hAnsi="Times New Roman" w:cs="Times New Roman"/>
+          <w:kern w:val="0"/>
+          <w:sz w:val="28"/>
+          <w:szCs w:val="28"/>
+        </w:rPr>
+      </w:pPr>
+      <w:r>
+        <w:rPr>
+          <w:rFonts w:ascii="Times New Roman" w:eastAsia="Times New Roman" w:hAnsi="Times New Roman" w:cs="Times New Roman"/>
+          <w:kern w:val="0"/>
+          <w:sz w:val="28"/>
+          <w:szCs w:val="28"/>
+        </w:rPr>
+        <w:lastRenderedPageBreak/>
+        <w:t xml:space="preserve">The Sort Transformation is a fundamental component in SSIS for managing the order of data within a data flow, and it's commonly used in various ETL (Extract, Transform, </w:t>
+      </w:r>
+      <w:proofErr w:type="gramStart"/>
+      <w:r>
+        <w:rPr>
+          <w:rFonts w:ascii="Times New Roman" w:eastAsia="Times New Roman" w:hAnsi="Times New Roman" w:cs="Times New Roman"/>
+          <w:kern w:val="0"/>
+          <w:sz w:val="28"/>
+          <w:szCs w:val="28"/>
+        </w:rPr>
+        <w:t>Load</w:t>
+      </w:r>
+      <w:proofErr w:type="gramEnd"/>
+      <w:r>
+        <w:rPr>
+          <w:rFonts w:ascii="Times New Roman" w:eastAsia="Times New Roman" w:hAnsi="Times New Roman" w:cs="Times New Roman"/>
+          <w:kern w:val="0"/>
+          <w:sz w:val="28"/>
+          <w:szCs w:val="28"/>
+        </w:rPr>
+        <w:t>) scenarios.</w:t>
+      </w:r>
+    </w:p>
+    <w:p>
+      <w:pPr>
+        <w:spacing w:after="100" w:line="240" w:lineRule="auto"/>
+        <w:rPr>
+          <w:rFonts w:ascii="Times New Roman" w:eastAsia="Times New Roman" w:hAnsi="Times New Roman" w:cs="Times New Roman"/>
+          <w:kern w:val="0"/>
+          <w:sz w:val="28"/>
+          <w:szCs w:val="28"/>
+        </w:rPr>
+      </w:pPr>
+    </w:p>
+    <w:p>
+      <w:pPr>
+        <w:spacing w:after="100" w:line="240" w:lineRule="auto"/>
+        <w:rPr>
+          <w:rFonts w:ascii="Times New Roman" w:eastAsia="Times New Roman" w:hAnsi="Times New Roman" w:cs="Times New Roman"/>
+          <w:kern w:val="0"/>
+          <w:sz w:val="28"/>
+          <w:szCs w:val="28"/>
+        </w:rPr>
+      </w:pPr>
+      <w:r>
+        <w:rPr>
+          <w:rFonts w:ascii="Times New Roman" w:eastAsia="Times New Roman" w:hAnsi="Times New Roman" w:cs="Times New Roman"/>
+          <w:kern w:val="0"/>
+          <w:sz w:val="28"/>
+          <w:szCs w:val="28"/>
+        </w:rPr>
+        <w:t>In SQL Server Integration Services (SSIS), the "Sort Transformation" is used to sort data within a data flow. Sorting is often required to prepare data for certain operations or to meet the requirements of downstream components. Here's a brief overview of how to use the Sort Transformation in SSIS:</w:t>
+      </w:r>
+    </w:p>
+    <w:p>
+      <w:pPr>
+        <w:spacing w:after="100" w:line="240" w:lineRule="auto"/>
+        <w:rPr>
+          <w:rFonts w:ascii="Times New Roman" w:eastAsia="Times New Roman" w:hAnsi="Times New Roman" w:cs="Times New Roman"/>
+          <w:kern w:val="0"/>
+          <w:sz w:val="28"/>
+          <w:szCs w:val="28"/>
+        </w:rPr>
+      </w:pPr>
+    </w:p>
+    <w:p>
+      <w:pPr>
+        <w:spacing w:after="100" w:line="240" w:lineRule="auto"/>
+        <w:rPr>
+          <w:rFonts w:ascii="Times New Roman" w:eastAsia="Times New Roman" w:hAnsi="Times New Roman" w:cs="Times New Roman"/>
+          <w:b/>
+          <w:kern w:val="0"/>
+          <w:sz w:val="28"/>
+          <w:szCs w:val="28"/>
+        </w:rPr>
+      </w:pPr>
+      <w:r>
+        <w:rPr>
+          <w:rFonts w:ascii="Times New Roman" w:eastAsia="Times New Roman" w:hAnsi="Times New Roman" w:cs="Times New Roman"/>
+          <w:b/>
+          <w:kern w:val="0"/>
+          <w:sz w:val="28"/>
+          <w:szCs w:val="28"/>
+        </w:rPr>
+        <w:t>Add a Sort Transformation:</w:t>
+      </w:r>
+    </w:p>
+    <w:p>
+      <w:pPr>
+        <w:spacing w:after="100" w:line="240" w:lineRule="auto"/>
+        <w:rPr>
+          <w:rFonts w:ascii="Times New Roman" w:eastAsia="Times New Roman" w:hAnsi="Times New Roman" w:cs="Times New Roman"/>
+          <w:kern w:val="0"/>
+          <w:sz w:val="28"/>
+          <w:szCs w:val="28"/>
+        </w:rPr>
+      </w:pPr>
+    </w:p>
+    <w:p>
+      <w:pPr>
+        <w:spacing w:after="100" w:line="240" w:lineRule="auto"/>
+        <w:rPr>
+          <w:rFonts w:ascii="Times New Roman" w:eastAsia="Times New Roman" w:hAnsi="Times New Roman" w:cs="Times New Roman"/>
+          <w:kern w:val="0"/>
+          <w:sz w:val="28"/>
+          <w:szCs w:val="28"/>
+        </w:rPr>
+      </w:pPr>
+      <w:r>
+        <w:rPr>
+          <w:rFonts w:ascii="Times New Roman" w:eastAsia="Times New Roman" w:hAnsi="Times New Roman" w:cs="Times New Roman"/>
+          <w:kern w:val="0"/>
+          <w:sz w:val="28"/>
+          <w:szCs w:val="28"/>
+        </w:rPr>
+        <w:t>In your SSIS package, go to the Data Flow tab.</w:t>
+      </w:r>
+    </w:p>
+    <w:p>
+      <w:pPr>
+        <w:spacing w:after="100" w:line="240" w:lineRule="auto"/>
+        <w:rPr>
+          <w:rFonts w:ascii="Times New Roman" w:eastAsia="Times New Roman" w:hAnsi="Times New Roman" w:cs="Times New Roman"/>
+          <w:kern w:val="0"/>
+          <w:sz w:val="28"/>
+          <w:szCs w:val="28"/>
+        </w:rPr>
+      </w:pPr>
+      <w:r>
+        <w:rPr>
+          <w:rFonts w:ascii="Times New Roman" w:eastAsia="Times New Roman" w:hAnsi="Times New Roman" w:cs="Times New Roman"/>
+          <w:kern w:val="0"/>
+          <w:sz w:val="28"/>
+          <w:szCs w:val="28"/>
+        </w:rPr>
+        <w:t>Drag and drop the Sort Transformation from the SSIS Toolbox onto the Data Flow canvas.</w:t>
+      </w:r>
+    </w:p>
+    <w:p>
+      <w:pPr>
+        <w:spacing w:after="100" w:line="240" w:lineRule="auto"/>
+        <w:rPr>
+          <w:rFonts w:ascii="Times New Roman" w:eastAsia="Times New Roman" w:hAnsi="Times New Roman" w:cs="Times New Roman"/>
+          <w:b/>
+          <w:kern w:val="0"/>
+          <w:sz w:val="28"/>
+          <w:szCs w:val="28"/>
+        </w:rPr>
+      </w:pPr>
+      <w:r>
+        <w:rPr>
+          <w:rFonts w:ascii="Times New Roman" w:eastAsia="Times New Roman" w:hAnsi="Times New Roman" w:cs="Times New Roman"/>
+          <w:b/>
+          <w:kern w:val="0"/>
+          <w:sz w:val="28"/>
+          <w:szCs w:val="28"/>
+        </w:rPr>
+        <w:t>Configure the Sort Transformation:</w:t>
+      </w:r>
+    </w:p>
+    <w:p>
+      <w:pPr>
+        <w:spacing w:after="100" w:line="240" w:lineRule="auto"/>
+        <w:rPr>
+          <w:rFonts w:ascii="Times New Roman" w:eastAsia="Times New Roman" w:hAnsi="Times New Roman" w:cs="Times New Roman"/>
+          <w:kern w:val="0"/>
+          <w:sz w:val="28"/>
+          <w:szCs w:val="28"/>
+        </w:rPr>
+      </w:pPr>
+    </w:p>
+    <w:p>
+      <w:pPr>
+        <w:spacing w:after="100" w:line="240" w:lineRule="auto"/>
+        <w:rPr>
+          <w:rFonts w:ascii="Times New Roman" w:eastAsia="Times New Roman" w:hAnsi="Times New Roman" w:cs="Times New Roman"/>
+          <w:b/>
+          <w:kern w:val="0"/>
+          <w:sz w:val="28"/>
+          <w:szCs w:val="28"/>
+        </w:rPr>
+      </w:pPr>
+      <w:r>
+        <w:rPr>
+          <w:rFonts w:ascii="Times New Roman" w:eastAsia="Times New Roman" w:hAnsi="Times New Roman" w:cs="Times New Roman"/>
+          <w:b/>
+          <w:kern w:val="0"/>
+          <w:sz w:val="28"/>
+          <w:szCs w:val="28"/>
+        </w:rPr>
+        <w:t>Double-click on the Sort Transformation to open its editor.</w:t>
+      </w:r>
+    </w:p>
+    <w:p>
+      <w:pPr>
+        <w:spacing w:after="100" w:line="240" w:lineRule="auto"/>
+        <w:rPr>
+          <w:rFonts w:ascii="Times New Roman" w:eastAsia="Times New Roman" w:hAnsi="Times New Roman" w:cs="Times New Roman"/>
+          <w:kern w:val="0"/>
+          <w:sz w:val="28"/>
+          <w:szCs w:val="28"/>
+        </w:rPr>
+      </w:pPr>
+      <w:r>
+        <w:rPr>
+          <w:rFonts w:ascii="Times New Roman" w:eastAsia="Times New Roman" w:hAnsi="Times New Roman" w:cs="Times New Roman"/>
+          <w:kern w:val="0"/>
+          <w:sz w:val="28"/>
+          <w:szCs w:val="28"/>
+        </w:rPr>
+        <w:t>In the editor, you will configure the sort properties, including selecting the columns by which to sort the data.</w:t>
+      </w:r>
+    </w:p>
+    <w:p>
+      <w:pPr>
+        <w:spacing w:after="100" w:line="240" w:lineRule="auto"/>
+        <w:rPr>
+          <w:rFonts w:ascii="Times New Roman" w:eastAsia="Times New Roman" w:hAnsi="Times New Roman" w:cs="Times New Roman"/>
+          <w:b/>
+          <w:kern w:val="0"/>
+          <w:sz w:val="28"/>
+          <w:szCs w:val="28"/>
+        </w:rPr>
+      </w:pPr>
+      <w:r>
+        <w:rPr>
+          <w:rFonts w:ascii="Times New Roman" w:eastAsia="Times New Roman" w:hAnsi="Times New Roman" w:cs="Times New Roman"/>
+          <w:kern w:val="0"/>
+          <w:sz w:val="28"/>
+          <w:szCs w:val="28"/>
+        </w:rPr>
+        <w:t>You can also choose the sort order (ascending or descending) for each selected column.</w:t>
+      </w:r>
+    </w:p>
+    <w:p>
+      <w:pPr>
+        <w:spacing w:after="100" w:line="240" w:lineRule="auto"/>
+        <w:rPr>
+          <w:rFonts w:ascii="Times New Roman" w:eastAsia="Times New Roman" w:hAnsi="Times New Roman" w:cs="Times New Roman"/>
+          <w:b/>
+          <w:kern w:val="0"/>
+          <w:sz w:val="28"/>
+          <w:szCs w:val="28"/>
+        </w:rPr>
+      </w:pPr>
+      <w:r>
+        <w:rPr>
+          <w:rFonts w:ascii="Times New Roman" w:eastAsia="Times New Roman" w:hAnsi="Times New Roman" w:cs="Times New Roman"/>
+          <w:b/>
+          <w:kern w:val="0"/>
+          <w:sz w:val="28"/>
+          <w:szCs w:val="28"/>
+        </w:rPr>
+        <w:t>Input and Output Configuration:</w:t>
+      </w:r>
+    </w:p>
+    <w:p>
+      <w:pPr>
+        <w:spacing w:after="100" w:line="240" w:lineRule="auto"/>
+        <w:rPr>
+          <w:rFonts w:ascii="Times New Roman" w:eastAsia="Times New Roman" w:hAnsi="Times New Roman" w:cs="Times New Roman"/>
+          <w:kern w:val="0"/>
+          <w:sz w:val="28"/>
+          <w:szCs w:val="28"/>
+        </w:rPr>
+      </w:pPr>
+    </w:p>
+    <w:p>
+      <w:pPr>
+        <w:spacing w:after="100" w:line="240" w:lineRule="auto"/>
+        <w:rPr>
+          <w:rFonts w:ascii="Times New Roman" w:eastAsia="Times New Roman" w:hAnsi="Times New Roman" w:cs="Times New Roman"/>
+          <w:kern w:val="0"/>
+          <w:sz w:val="28"/>
+          <w:szCs w:val="28"/>
+        </w:rPr>
+      </w:pPr>
+      <w:r>
+        <w:rPr>
+          <w:rFonts w:ascii="Times New Roman" w:eastAsia="Times New Roman" w:hAnsi="Times New Roman" w:cs="Times New Roman"/>
+          <w:kern w:val="0"/>
+          <w:sz w:val="28"/>
+          <w:szCs w:val="28"/>
+        </w:rPr>
+        <w:t>Connect the Sort Transformation to the source data (e.g., an OLE DB Source or Flat File Source) by linking the appropriate data flow paths.</w:t>
+      </w:r>
+    </w:p>
+    <w:p>
+      <w:pPr>
+        <w:spacing w:after="100" w:line="240" w:lineRule="auto"/>
+        <w:rPr>
+          <w:rFonts w:ascii="Times New Roman" w:eastAsia="Times New Roman" w:hAnsi="Times New Roman" w:cs="Times New Roman"/>
+          <w:kern w:val="0"/>
+          <w:sz w:val="28"/>
+          <w:szCs w:val="28"/>
+        </w:rPr>
+      </w:pPr>
+      <w:r>
+        <w:rPr>
+          <w:rFonts w:ascii="Times New Roman" w:eastAsia="Times New Roman" w:hAnsi="Times New Roman" w:cs="Times New Roman"/>
+          <w:kern w:val="0"/>
+          <w:sz w:val="28"/>
+          <w:szCs w:val="28"/>
+        </w:rPr>
+        <w:t>Configure the input columns for the Sort Transformation, mapping the columns from the source to the columns used for sorting.</w:t>
+      </w:r>
+    </w:p>
+    <w:p>
+      <w:pPr>
+        <w:spacing w:after="100" w:line="240" w:lineRule="auto"/>
+        <w:rPr>
+          <w:rFonts w:ascii="Times New Roman" w:eastAsia="Times New Roman" w:hAnsi="Times New Roman" w:cs="Times New Roman"/>
+          <w:b/>
+          <w:kern w:val="0"/>
+          <w:sz w:val="28"/>
+          <w:szCs w:val="28"/>
+        </w:rPr>
+      </w:pPr>
+      <w:r>
+        <w:rPr>
+          <w:rFonts w:ascii="Times New Roman" w:eastAsia="Times New Roman" w:hAnsi="Times New Roman" w:cs="Times New Roman"/>
+          <w:b/>
+          <w:kern w:val="0"/>
+          <w:sz w:val="28"/>
+          <w:szCs w:val="28"/>
+        </w:rPr>
+        <w:t>Handling Sort Outputs:</w:t>
+      </w:r>
+    </w:p>
+    <w:p>
+      <w:pPr>
+        <w:spacing w:after="100" w:line="240" w:lineRule="auto"/>
+        <w:rPr>
+          <w:rFonts w:ascii="Times New Roman" w:eastAsia="Times New Roman" w:hAnsi="Times New Roman" w:cs="Times New Roman"/>
+          <w:kern w:val="0"/>
+          <w:sz w:val="28"/>
+          <w:szCs w:val="28"/>
+        </w:rPr>
+      </w:pPr>
+    </w:p>
+    <w:p>
+      <w:pPr>
+        <w:spacing w:after="100" w:line="240" w:lineRule="auto"/>
+        <w:rPr>
+          <w:rFonts w:ascii="Times New Roman" w:eastAsia="Times New Roman" w:hAnsi="Times New Roman" w:cs="Times New Roman"/>
+          <w:kern w:val="0"/>
+          <w:sz w:val="28"/>
+          <w:szCs w:val="28"/>
+        </w:rPr>
+      </w:pPr>
+      <w:r>
+        <w:rPr>
+          <w:rFonts w:ascii="Times New Roman" w:eastAsia="Times New Roman" w:hAnsi="Times New Roman" w:cs="Times New Roman"/>
+          <w:kern w:val="0"/>
+          <w:sz w:val="28"/>
+          <w:szCs w:val="28"/>
+        </w:rPr>
+        <w:t>The Sort Transformation has two outputs: Sorted Data Output and Unsorted Data Output.</w:t>
+      </w:r>
+    </w:p>
+    <w:p>
+      <w:pPr>
+        <w:spacing w:after="100" w:line="240" w:lineRule="auto"/>
+        <w:rPr>
+          <w:rFonts w:ascii="Times New Roman" w:eastAsia="Times New Roman" w:hAnsi="Times New Roman" w:cs="Times New Roman"/>
+          <w:kern w:val="0"/>
+          <w:sz w:val="28"/>
+          <w:szCs w:val="28"/>
+        </w:rPr>
+      </w:pPr>
+      <w:r>
+        <w:rPr>
+          <w:rFonts w:ascii="Times New Roman" w:eastAsia="Times New Roman" w:hAnsi="Times New Roman" w:cs="Times New Roman"/>
+          <w:kern w:val="0"/>
+          <w:sz w:val="28"/>
+          <w:szCs w:val="28"/>
+        </w:rPr>
+        <w:t>Connect the appropriate data flow paths based on your requirements. The Sorted Data Output will contain the sorted data, while the Unsorted Data Output will contain any rows that couldn't be sorted.</w:t>
+      </w:r>
+    </w:p>
+    <w:p>
+      <w:pPr>
+        <w:spacing w:after="100" w:line="240" w:lineRule="auto"/>
+        <w:rPr>
+          <w:rFonts w:ascii="Times New Roman" w:eastAsia="Times New Roman" w:hAnsi="Times New Roman" w:cs="Times New Roman"/>
+          <w:kern w:val="0"/>
+          <w:sz w:val="28"/>
+          <w:szCs w:val="28"/>
+        </w:rPr>
+      </w:pPr>
+    </w:p>
+    <w:p>
+      <w:pPr>
+        <w:spacing w:after="100" w:line="240" w:lineRule="auto"/>
+        <w:rPr>
+          <w:rFonts w:ascii="Times New Roman" w:eastAsia="Times New Roman" w:hAnsi="Times New Roman" w:cs="Times New Roman"/>
+          <w:kern w:val="0"/>
+          <w:sz w:val="28"/>
+          <w:szCs w:val="28"/>
+        </w:rPr>
+      </w:pPr>
+    </w:p>
+    <w:p>
+      <w:pPr>
+        <w:spacing w:after="100" w:line="240" w:lineRule="auto"/>
+        <w:rPr>
+          <w:rFonts w:ascii="Times New Roman" w:eastAsia="Times New Roman" w:hAnsi="Times New Roman" w:cs="Times New Roman"/>
+          <w:kern w:val="0"/>
+          <w:sz w:val="28"/>
+          <w:szCs w:val="28"/>
+        </w:rPr>
+      </w:pPr>
+    </w:p>
+    <w:p>
+      <w:pPr>
+        <w:spacing w:after="100" w:line="240" w:lineRule="auto"/>
+        <w:rPr>
+          <w:rFonts w:ascii="Times New Roman" w:eastAsia="Times New Roman" w:hAnsi="Times New Roman" w:cs="Times New Roman"/>
+          <w:b/>
+          <w:kern w:val="0"/>
+          <w:sz w:val="28"/>
+          <w:szCs w:val="28"/>
+        </w:rPr>
+      </w:pPr>
+      <w:r>
+        <w:rPr>
+          <w:rFonts w:ascii="Times New Roman" w:eastAsia="Times New Roman" w:hAnsi="Times New Roman" w:cs="Times New Roman"/>
+          <w:b/>
+          <w:kern w:val="0"/>
+          <w:sz w:val="28"/>
+          <w:szCs w:val="28"/>
+        </w:rPr>
+        <w:t>Performance Considerations:</w:t>
+      </w:r>
+    </w:p>
+    <w:p>
+      <w:pPr>
+        <w:spacing w:after="100" w:line="240" w:lineRule="auto"/>
+        <w:rPr>
+          <w:rFonts w:ascii="Times New Roman" w:eastAsia="Times New Roman" w:hAnsi="Times New Roman" w:cs="Times New Roman"/>
+          <w:kern w:val="0"/>
+          <w:sz w:val="28"/>
+          <w:szCs w:val="28"/>
+        </w:rPr>
+      </w:pPr>
+    </w:p>
+    <w:p>
+      <w:pPr>
+        <w:spacing w:after="100" w:line="240" w:lineRule="auto"/>
+        <w:rPr>
+          <w:rFonts w:ascii="Times New Roman" w:eastAsia="Times New Roman" w:hAnsi="Times New Roman" w:cs="Times New Roman"/>
+          <w:kern w:val="0"/>
+          <w:sz w:val="28"/>
+          <w:szCs w:val="28"/>
+        </w:rPr>
+      </w:pPr>
+      <w:r>
+        <w:rPr>
+          <w:rFonts w:ascii="Times New Roman" w:eastAsia="Times New Roman" w:hAnsi="Times New Roman" w:cs="Times New Roman"/>
+          <w:kern w:val="0"/>
+          <w:sz w:val="28"/>
+          <w:szCs w:val="28"/>
+        </w:rPr>
+        <w:t>Sorting large datasets can be resource-intensive. You may need to consider performance implications, especially for large data flows.</w:t>
+      </w:r>
+    </w:p>
+    <w:p>
+      <w:pPr>
+        <w:spacing w:after="100" w:line="240" w:lineRule="auto"/>
+        <w:rPr>
+          <w:rFonts w:ascii="Times New Roman" w:eastAsia="Times New Roman" w:hAnsi="Times New Roman" w:cs="Times New Roman"/>
+          <w:kern w:val="0"/>
+          <w:sz w:val="28"/>
+          <w:szCs w:val="28"/>
+        </w:rPr>
+      </w:pPr>
+      <w:r>
+        <w:rPr>
+          <w:rFonts w:ascii="Times New Roman" w:eastAsia="Times New Roman" w:hAnsi="Times New Roman" w:cs="Times New Roman"/>
+          <w:kern w:val="0"/>
+          <w:sz w:val="28"/>
+          <w:szCs w:val="28"/>
+        </w:rPr>
+        <w:t>The Sort Transformation can use memory or external storage for sorting, and the behavior can be configured based on available resources.</w:t>
+      </w:r>
+    </w:p>
+    <w:p>
+      <w:pPr>
+        <w:spacing w:after="100" w:line="240" w:lineRule="auto"/>
+        <w:rPr>
+          <w:rFonts w:ascii="Times New Roman" w:eastAsia="Times New Roman" w:hAnsi="Times New Roman" w:cs="Times New Roman"/>
+          <w:b/>
+          <w:kern w:val="0"/>
+          <w:sz w:val="28"/>
+          <w:szCs w:val="28"/>
+        </w:rPr>
+      </w:pPr>
+      <w:r>
+        <w:rPr>
+          <w:rFonts w:ascii="Times New Roman" w:eastAsia="Times New Roman" w:hAnsi="Times New Roman" w:cs="Times New Roman"/>
+          <w:b/>
+          <w:kern w:val="0"/>
+          <w:sz w:val="28"/>
+          <w:szCs w:val="28"/>
+        </w:rPr>
+        <w:t>Downstream Processing:</w:t>
+      </w:r>
+    </w:p>
+    <w:p>
+      <w:pPr>
+        <w:spacing w:after="100" w:line="240" w:lineRule="auto"/>
+        <w:rPr>
+          <w:rFonts w:ascii="Times New Roman" w:eastAsia="Times New Roman" w:hAnsi="Times New Roman" w:cs="Times New Roman"/>
+          <w:kern w:val="0"/>
+          <w:sz w:val="28"/>
+          <w:szCs w:val="28"/>
+        </w:rPr>
+      </w:pPr>
+    </w:p>
+    <w:p>
+      <w:pPr>
+        <w:spacing w:after="100" w:line="240" w:lineRule="auto"/>
+        <w:rPr>
+          <w:rFonts w:ascii="Times New Roman" w:eastAsia="Times New Roman" w:hAnsi="Times New Roman" w:cs="Times New Roman"/>
+          <w:kern w:val="0"/>
+          <w:sz w:val="28"/>
+          <w:szCs w:val="28"/>
+        </w:rPr>
+      </w:pPr>
+      <w:r>
+        <w:rPr>
+          <w:rFonts w:ascii="Times New Roman" w:eastAsia="Times New Roman" w:hAnsi="Times New Roman" w:cs="Times New Roman"/>
+          <w:kern w:val="0"/>
+          <w:sz w:val="28"/>
+          <w:szCs w:val="28"/>
+        </w:rPr>
+        <w:t>After sorting, you can connect the sorted data to downstream components, such as data destinations, aggregations, or further transformations.</w:t>
+      </w:r>
+    </w:p>
+    <w:p>
+      <w:pPr>
+        <w:spacing w:after="100" w:line="240" w:lineRule="auto"/>
+        <w:rPr>
+          <w:rFonts w:ascii="Times New Roman" w:eastAsia="Times New Roman" w:hAnsi="Times New Roman" w:cs="Times New Roman"/>
+          <w:kern w:val="0"/>
+          <w:sz w:val="28"/>
+          <w:szCs w:val="28"/>
+        </w:rPr>
+      </w:pPr>
+      <w:r>
+        <w:rPr>
+          <w:rFonts w:ascii="Times New Roman" w:eastAsia="Times New Roman" w:hAnsi="Times New Roman" w:cs="Times New Roman"/>
+          <w:kern w:val="0"/>
+          <w:sz w:val="28"/>
+          <w:szCs w:val="28"/>
+        </w:rPr>
+        <w:t>It's important to note that while the Sort Transformation is a straightforward way to sort data, for large datasets or complex scenarios, you might want to explore other options, such as using ORDER BY clauses in SQL queries where applicable or considering other techniques based on your specific requirements.</w:t>
+      </w:r>
+    </w:p>
+    <w:p>
+      <w:pPr>
+        <w:spacing w:after="100" w:line="240" w:lineRule="auto"/>
+        <w:rPr>
+          <w:rFonts w:ascii="Times New Roman" w:eastAsia="Times New Roman" w:hAnsi="Times New Roman" w:cs="Times New Roman"/>
+          <w:kern w:val="0"/>
+          <w:sz w:val="28"/>
+          <w:szCs w:val="28"/>
+        </w:rPr>
+      </w:pPr>
+    </w:p>
+    <w:p>
+      <w:pPr>
+        <w:spacing w:after="100" w:line="240" w:lineRule="auto"/>
+        <w:rPr>
+          <w:rFonts w:ascii="Times New Roman" w:eastAsia="Times New Roman" w:hAnsi="Times New Roman" w:cs="Times New Roman"/>
+          <w:b/>
+          <w:kern w:val="0"/>
+          <w:sz w:val="28"/>
+          <w:szCs w:val="28"/>
           <w:u w:val="single"/>
         </w:rPr>
       </w:pPr>
+      <w:r>
+        <w:rPr>
+          <w:rFonts w:ascii="Times New Roman" w:eastAsia="Times New Roman" w:hAnsi="Times New Roman" w:cs="Times New Roman"/>
+          <w:kern w:val="0"/>
+          <w:sz w:val="28"/>
+          <w:szCs w:val="28"/>
+        </w:rPr>
+        <w:t>Always consider the overall design and performance implications when using sorting in your SSIS packages.</w:t>
+      </w:r>
     </w:p>
     <w:p>
       <w:pPr>
@@ -4108,10 +5538,7 @@
           <w:u w:val="single"/>
         </w:rPr>
       </w:pPr>
-    </w:p>
-    <w:p>
-      <w:pPr>
-        <w:spacing w:after="100" w:line="240" w:lineRule="auto"/>
+      <w:r>
         <w:rPr>
           <w:rFonts w:ascii="Times New Roman" w:eastAsia="Times New Roman" w:hAnsi="Times New Roman" w:cs="Times New Roman"/>
           <w:b/>
@@ -4120,147 +5547,6 @@
           <w:szCs w:val="28"/>
           <w:u w:val="single"/>
         </w:rPr>
-      </w:pPr>
-    </w:p>
-    <w:p>
-      <w:pPr>
-        <w:spacing w:after="100" w:line="240" w:lineRule="auto"/>
-        <w:rPr>
-          <w:rFonts w:ascii="Times New Roman" w:eastAsia="Times New Roman" w:hAnsi="Times New Roman" w:cs="Times New Roman"/>
-          <w:b/>
-          <w:kern w:val="0"/>
-          <w:sz w:val="28"/>
-          <w:szCs w:val="28"/>
-          <w:u w:val="single"/>
-        </w:rPr>
-      </w:pPr>
-    </w:p>
-    <w:p>
-      <w:pPr>
-        <w:spacing w:after="100" w:line="240" w:lineRule="auto"/>
-        <w:rPr>
-          <w:rFonts w:ascii="Times New Roman" w:eastAsia="Times New Roman" w:hAnsi="Times New Roman" w:cs="Times New Roman"/>
-          <w:b/>
-          <w:kern w:val="0"/>
-          <w:sz w:val="28"/>
-          <w:szCs w:val="28"/>
-          <w:u w:val="single"/>
-        </w:rPr>
-      </w:pPr>
-    </w:p>
-    <w:p>
-      <w:pPr>
-        <w:spacing w:after="100" w:line="240" w:lineRule="auto"/>
-        <w:rPr>
-          <w:rFonts w:ascii="Times New Roman" w:eastAsia="Times New Roman" w:hAnsi="Times New Roman" w:cs="Times New Roman"/>
-          <w:b/>
-          <w:kern w:val="0"/>
-          <w:sz w:val="28"/>
-          <w:szCs w:val="28"/>
-          <w:u w:val="single"/>
-        </w:rPr>
-      </w:pPr>
-    </w:p>
-    <w:p>
-      <w:pPr>
-        <w:spacing w:after="100" w:line="240" w:lineRule="auto"/>
-        <w:rPr>
-          <w:rFonts w:ascii="Times New Roman" w:eastAsia="Times New Roman" w:hAnsi="Times New Roman" w:cs="Times New Roman"/>
-          <w:b/>
-          <w:kern w:val="0"/>
-          <w:sz w:val="28"/>
-          <w:szCs w:val="28"/>
-          <w:u w:val="single"/>
-        </w:rPr>
-      </w:pPr>
-    </w:p>
-    <w:p>
-      <w:pPr>
-        <w:spacing w:after="100" w:line="240" w:lineRule="auto"/>
-        <w:rPr>
-          <w:rFonts w:ascii="Times New Roman" w:eastAsia="Times New Roman" w:hAnsi="Times New Roman" w:cs="Times New Roman"/>
-          <w:b/>
-          <w:kern w:val="0"/>
-          <w:sz w:val="28"/>
-          <w:szCs w:val="28"/>
-          <w:u w:val="single"/>
-        </w:rPr>
-      </w:pPr>
-    </w:p>
-    <w:p>
-      <w:pPr>
-        <w:spacing w:after="100" w:line="240" w:lineRule="auto"/>
-        <w:rPr>
-          <w:rFonts w:ascii="Times New Roman" w:eastAsia="Times New Roman" w:hAnsi="Times New Roman" w:cs="Times New Roman"/>
-          <w:b/>
-          <w:kern w:val="0"/>
-          <w:sz w:val="28"/>
-          <w:szCs w:val="28"/>
-          <w:u w:val="single"/>
-        </w:rPr>
-      </w:pPr>
-    </w:p>
-    <w:p>
-      <w:pPr>
-        <w:spacing w:after="100" w:line="240" w:lineRule="auto"/>
-        <w:rPr>
-          <w:rFonts w:ascii="Times New Roman" w:eastAsia="Times New Roman" w:hAnsi="Times New Roman" w:cs="Times New Roman"/>
-          <w:b/>
-          <w:kern w:val="0"/>
-          <w:sz w:val="28"/>
-          <w:szCs w:val="28"/>
-          <w:u w:val="single"/>
-        </w:rPr>
-      </w:pPr>
-    </w:p>
-    <w:p>
-      <w:pPr>
-        <w:spacing w:after="100" w:line="240" w:lineRule="auto"/>
-        <w:rPr>
-          <w:rFonts w:ascii="Times New Roman" w:eastAsia="Times New Roman" w:hAnsi="Times New Roman" w:cs="Times New Roman"/>
-          <w:b/>
-          <w:kern w:val="0"/>
-          <w:sz w:val="28"/>
-          <w:szCs w:val="28"/>
-          <w:u w:val="single"/>
-        </w:rPr>
-      </w:pPr>
-    </w:p>
-    <w:p>
-      <w:pPr>
-        <w:spacing w:after="100" w:line="240" w:lineRule="auto"/>
-        <w:rPr>
-          <w:rFonts w:ascii="Times New Roman" w:eastAsia="Times New Roman" w:hAnsi="Times New Roman" w:cs="Times New Roman"/>
-          <w:b/>
-          <w:kern w:val="0"/>
-          <w:sz w:val="28"/>
-          <w:szCs w:val="28"/>
-          <w:u w:val="single"/>
-        </w:rPr>
-      </w:pPr>
-    </w:p>
-    <w:p>
-      <w:pPr>
-        <w:spacing w:after="100" w:line="240" w:lineRule="auto"/>
-        <w:rPr>
-          <w:rFonts w:ascii="Times New Roman" w:eastAsia="Times New Roman" w:hAnsi="Times New Roman" w:cs="Times New Roman"/>
-          <w:b/>
-          <w:kern w:val="0"/>
-          <w:sz w:val="28"/>
-          <w:szCs w:val="28"/>
-          <w:u w:val="single"/>
-        </w:rPr>
-      </w:pPr>
-      <w:r>
-        <w:rPr>
-          <w:rFonts w:ascii="Times New Roman" w:eastAsia="Times New Roman" w:hAnsi="Times New Roman" w:cs="Times New Roman"/>
-          <w:b/>
-          <w:kern w:val="0"/>
-          <w:sz w:val="28"/>
-          <w:szCs w:val="28"/>
-          <w:u w:val="single"/>
-        </w:rPr>
-        <w:lastRenderedPageBreak/>
         <w:t>Define Script Component in SSIS:</w:t>
       </w:r>
     </w:p>
@@ -4743,6 +6029,7 @@
           <w:sz w:val="28"/>
           <w:szCs w:val="28"/>
         </w:rPr>
+        <w:lastRenderedPageBreak/>
         <w:t>Access to External Resources:</w:t>
       </w:r>
     </w:p>
@@ -4829,7 +6116,6 @@
           <w:sz w:val="28"/>
           <w:szCs w:val="28"/>
         </w:rPr>
-        <w:lastRenderedPageBreak/>
         <w:t>Performance Considerations:</w:t>
       </w:r>
     </w:p>
@@ -5507,6 +6793,76 @@
           <w:u w:val="single"/>
         </w:rPr>
       </w:pPr>
+    </w:p>
+    <w:p>
+      <w:pPr>
+        <w:spacing w:after="100" w:line="240" w:lineRule="auto"/>
+        <w:rPr>
+          <w:rFonts w:ascii="Times New Roman" w:eastAsia="Times New Roman" w:hAnsi="Times New Roman" w:cs="Times New Roman"/>
+          <w:b/>
+          <w:color w:val="000000"/>
+          <w:kern w:val="0"/>
+          <w:sz w:val="28"/>
+          <w:szCs w:val="28"/>
+          <w:u w:val="single"/>
+        </w:rPr>
+      </w:pPr>
+    </w:p>
+    <w:p>
+      <w:pPr>
+        <w:spacing w:after="100" w:line="240" w:lineRule="auto"/>
+        <w:rPr>
+          <w:rFonts w:ascii="Times New Roman" w:eastAsia="Times New Roman" w:hAnsi="Times New Roman" w:cs="Times New Roman"/>
+          <w:b/>
+          <w:color w:val="000000"/>
+          <w:kern w:val="0"/>
+          <w:sz w:val="28"/>
+          <w:szCs w:val="28"/>
+          <w:u w:val="single"/>
+        </w:rPr>
+      </w:pPr>
+    </w:p>
+    <w:p>
+      <w:pPr>
+        <w:spacing w:after="100" w:line="240" w:lineRule="auto"/>
+        <w:rPr>
+          <w:rFonts w:ascii="Times New Roman" w:eastAsia="Times New Roman" w:hAnsi="Times New Roman" w:cs="Times New Roman"/>
+          <w:b/>
+          <w:color w:val="000000"/>
+          <w:kern w:val="0"/>
+          <w:sz w:val="28"/>
+          <w:szCs w:val="28"/>
+          <w:u w:val="single"/>
+        </w:rPr>
+      </w:pPr>
+    </w:p>
+    <w:p>
+      <w:pPr>
+        <w:spacing w:after="100" w:line="240" w:lineRule="auto"/>
+        <w:rPr>
+          <w:rFonts w:ascii="Times New Roman" w:eastAsia="Times New Roman" w:hAnsi="Times New Roman" w:cs="Times New Roman"/>
+          <w:b/>
+          <w:color w:val="000000"/>
+          <w:kern w:val="0"/>
+          <w:sz w:val="28"/>
+          <w:szCs w:val="28"/>
+          <w:u w:val="single"/>
+        </w:rPr>
+      </w:pPr>
+    </w:p>
+    <w:p>
+      <w:pPr>
+        <w:spacing w:after="100" w:line="240" w:lineRule="auto"/>
+        <w:rPr>
+          <w:rFonts w:ascii="Times New Roman" w:eastAsia="Times New Roman" w:hAnsi="Times New Roman" w:cs="Times New Roman"/>
+          <w:b/>
+          <w:color w:val="000000"/>
+          <w:kern w:val="0"/>
+          <w:sz w:val="28"/>
+          <w:szCs w:val="28"/>
+          <w:u w:val="single"/>
+        </w:rPr>
+      </w:pPr>
       <w:r>
         <w:rPr>
           <w:rFonts w:ascii="Times New Roman" w:eastAsia="Times New Roman" w:hAnsi="Times New Roman" w:cs="Times New Roman"/>
@@ -5929,6 +7285,7 @@
           <w:sz w:val="28"/>
           <w:szCs w:val="28"/>
         </w:rPr>
+        <w:lastRenderedPageBreak/>
         <w:t>Add a Source Component:</w:t>
       </w:r>
     </w:p>
@@ -6164,7 +7521,6 @@
           <w:sz w:val="28"/>
           <w:szCs w:val="28"/>
         </w:rPr>
-        <w:lastRenderedPageBreak/>
         <w:t>Double-click on the Row Count Transformation to open its editor.</w:t>
       </w:r>
     </w:p>
@@ -7047,6 +8403,7 @@
           <w:sz w:val="28"/>
           <w:szCs w:val="28"/>
         </w:rPr>
+        <w:lastRenderedPageBreak/>
         <w:t>When you add the Sort Transformation to your data flow, you need to configure it by specifying the columns you want to use for sorting and the sort order (ascending or descending) for each column.</w:t>
       </w:r>
     </w:p>
@@ -7239,7 +8596,6 @@
           <w:sz w:val="28"/>
           <w:szCs w:val="28"/>
         </w:rPr>
-        <w:lastRenderedPageBreak/>
         <w:t>You can specify the sort order (ascending or descending) for each column in the Sort Transformation.</w:t>
       </w:r>
     </w:p>
@@ -7638,6 +8994,7 @@
           <w:sz w:val="28"/>
           <w:szCs w:val="28"/>
         </w:rPr>
+        <w:lastRenderedPageBreak/>
         <w:t>In SQL Server Integration Services (SSIS), the Sort Transformation is used to sort data in a specified order within a data flow. Sorting is a crucial step in scenarios where you need to ensure that data is arranged in a specific order before further processing. The Sort Transformation is typically used when you want to guarantee the order of rows, for example, before loading data into a destination table that has a clustered index.</w:t>
       </w:r>
     </w:p>
@@ -7792,7 +9149,6 @@
           <w:sz w:val="28"/>
           <w:szCs w:val="28"/>
         </w:rPr>
-        <w:lastRenderedPageBreak/>
         <w:t>Create a new SSIS project or open an existing one.</w:t>
       </w:r>
     </w:p>
@@ -8396,6 +9752,7 @@
           <w:sz w:val="28"/>
           <w:szCs w:val="28"/>
         </w:rPr>
+        <w:lastRenderedPageBreak/>
         <w:t>Configure the destination component to load the sorted data into the target destination.</w:t>
       </w:r>
     </w:p>
@@ -8550,17 +9907,7 @@
           <w:sz w:val="28"/>
           <w:szCs w:val="28"/>
         </w:rPr>
-        <w:t xml:space="preserve">It's important to note that sorting large datasets in SSIS can be resource-intensive, and in some cases, it might be more efficient to perform sorting directly in the source query or use an ORDER BY clause if applicable. The Sort Transformation </w:t>
-      </w:r>
-      <w:r>
-        <w:rPr>
-          <w:rFonts w:ascii="Times New Roman" w:eastAsia="Times New Roman" w:hAnsi="Times New Roman" w:cs="Times New Roman"/>
-          <w:kern w:val="0"/>
-          <w:sz w:val="28"/>
-          <w:szCs w:val="28"/>
-        </w:rPr>
-        <w:lastRenderedPageBreak/>
-        <w:t>is particularly useful when the source system does not provide data in the desired order, and you need to enforce a specific order in the data flow.</w:t>
+        <w:t>It's important to note that sorting large datasets in SSIS can be resource-intensive, and in some cases, it might be more efficient to perform sorting directly in the source query or use an ORDER BY clause if applicable. The Sort Transformation is particularly useful when the source system does not provide data in the desired order, and you need to enforce a specific order in the data flow.</w:t>
       </w:r>
     </w:p>
     <w:p>
@@ -10813,7 +12160,7 @@
   <a:extraClrSchemeLst/>
   <a:extLst>
     <a:ext uri="{05A4C25C-085E-4340-85A3-A5531E510DB2}">
-      <thm15:themeFamily xmlns="" xmlns:thm15="http://schemas.microsoft.com/office/thememl/2012/main" name="Office Theme" id="{62F939B6-93AF-4DB8-9C6B-D6C7DFDC589F}" vid="{4A3C46E8-61CC-4603-A589-7422A47A8E4A}"/>
+      <thm15:themeFamily xmlns:thm15="http://schemas.microsoft.com/office/thememl/2012/main" xmlns="" name="Office Theme" id="{62F939B6-93AF-4DB8-9C6B-D6C7DFDC589F}" vid="{4A3C46E8-61CC-4603-A589-7422A47A8E4A}"/>
     </a:ext>
   </a:extLst>
 </a:theme>
